--- a/zht/docx/230.content.docx
+++ b/zht/docx/230.content.docx
@@ -367,162 +367,120 @@
           <w:lang w:val="zh_TW" w:bidi="zh_TW"/>
         </w:rPr>
       </w:r>
-      <w:hyperlink r:id="rId13">
-        <w:r>
-          <w:rPr>
-            <w:lang w:val="zh_TW" w:bidi="zh_TW"/>
-          </w:rPr>
-          <w:rPr>
-            <w:color w:val="0000EE"/>
-            <w:u w:val="single"/>
-          </w:rPr>
-          <w:t>歷代志上6:33–35</w:t>
-        </w:r>
-      </w:hyperlink>
-    </w:p>
-    <w:p>
-      <w:pPr>
-        <w:pStyle w:val="ListBullet"/>
-        <w:spacing w:line="240" w:lineRule="auto"/>
-        <w:ind w:left="720"/>
-      </w:pPr>
-      <w:r>
-        <w:rPr>
-          <w:lang w:val="zh_TW" w:bidi="zh_TW"/>
-        </w:rPr>
-      </w:r>
-      <w:hyperlink r:id="rId14">
-        <w:r>
-          <w:rPr>
-            <w:lang w:val="zh_TW" w:bidi="zh_TW"/>
-          </w:rPr>
-          <w:rPr>
-            <w:color w:val="0000EE"/>
-            <w:u w:val="single"/>
-          </w:rPr>
-          <w:t>創世記10:2–5</w:t>
-        </w:r>
-      </w:hyperlink>
-    </w:p>
-    <w:p>
-      <w:pPr>
-        <w:pStyle w:val="ListBullet"/>
-        <w:spacing w:line="240" w:lineRule="auto"/>
-        <w:ind w:left="720"/>
-      </w:pPr>
-      <w:r>
-        <w:rPr>
-          <w:lang w:val="zh_TW" w:bidi="zh_TW"/>
-        </w:rPr>
-      </w:r>
-      <w:hyperlink r:id="rId15">
-        <w:r>
-          <w:rPr>
-            <w:lang w:val="zh_TW" w:bidi="zh_TW"/>
-          </w:rPr>
-          <w:rPr>
-            <w:color w:val="0000EE"/>
-            <w:u w:val="single"/>
-          </w:rPr>
-          <w:t>創世記36:15–16</w:t>
-        </w:r>
-      </w:hyperlink>
-    </w:p>
-    <w:p>
-      <w:pPr>
-        <w:pStyle w:val="ListBullet"/>
-        <w:spacing w:line="240" w:lineRule="auto"/>
-        <w:ind w:left="720"/>
-      </w:pPr>
-      <w:r>
-        <w:rPr>
-          <w:lang w:val="zh_TW" w:bidi="zh_TW"/>
-        </w:rPr>
-      </w:r>
-      <w:hyperlink r:id="rId16">
-        <w:r>
-          <w:rPr>
-            <w:lang w:val="zh_TW" w:bidi="zh_TW"/>
-          </w:rPr>
-          <w:rPr>
-            <w:color w:val="0000EE"/>
-            <w:u w:val="single"/>
-          </w:rPr>
-          <w:t>創世記36:29–30</w:t>
-        </w:r>
-      </w:hyperlink>
-    </w:p>
-    <w:p>
-      <w:pPr>
-        <w:pStyle w:val="ListBullet"/>
-        <w:spacing w:line="240" w:lineRule="auto"/>
-        <w:ind w:left="720"/>
-      </w:pPr>
-      <w:r>
-        <w:rPr>
-          <w:lang w:val="zh_TW" w:bidi="zh_TW"/>
-        </w:rPr>
-      </w:r>
-      <w:hyperlink r:id="rId17">
-        <w:r>
-          <w:rPr>
-            <w:lang w:val="zh_TW" w:bidi="zh_TW"/>
-          </w:rPr>
-          <w:rPr>
-            <w:color w:val="0000EE"/>
-            <w:u w:val="single"/>
-          </w:rPr>
-          <w:t>創世記36:40</w:t>
-        </w:r>
-      </w:hyperlink>
-    </w:p>
-    <w:p>
-      <w:pPr>
-        <w:pStyle w:val="ListBullet"/>
-        <w:spacing w:line="240" w:lineRule="auto"/>
-        <w:ind w:left="720"/>
-      </w:pPr>
-      <w:r>
-        <w:rPr>
-          <w:lang w:val="zh_TW" w:bidi="zh_TW"/>
-        </w:rPr>
-      </w:r>
-      <w:hyperlink r:id="rId18">
-        <w:r>
-          <w:rPr>
-            <w:lang w:val="zh_TW" w:bidi="zh_TW"/>
-          </w:rPr>
-          <w:rPr>
-            <w:color w:val="0000EE"/>
-            <w:u w:val="single"/>
-          </w:rPr>
-          <w:t>約書亞記15:20</w:t>
-        </w:r>
-      </w:hyperlink>
-    </w:p>
-    <w:p>
-      <w:pPr>
-        <w:pStyle w:val="ListBullet"/>
-        <w:spacing w:line="240" w:lineRule="auto"/>
-        <w:ind w:left="720"/>
-      </w:pPr>
-      <w:r>
-        <w:rPr>
-          <w:lang w:val="zh_TW" w:bidi="zh_TW"/>
-        </w:rPr>
-      </w:r>
-      <w:hyperlink r:id="rId19">
-        <w:r>
-          <w:rPr>
-            <w:lang w:val="zh_TW" w:bidi="zh_TW"/>
-          </w:rPr>
-          <w:rPr>
-            <w:color w:val="0000EE"/>
-            <w:u w:val="single"/>
-          </w:rPr>
-          <w:t>民數記3:38–39</w:t>
-        </w:r>
-      </w:hyperlink>
+      <w:r>
+        <w:rPr>
+          <w:lang w:val="zh_TW" w:bidi="zh_TW"/>
+        </w:rPr>
+        <w:t>歷代志上6:33–35</w:t>
+      </w:r>
+    </w:p>
+    <w:p>
+      <w:pPr>
+        <w:pStyle w:val="ListBullet"/>
+        <w:spacing w:line="240" w:lineRule="auto"/>
+        <w:ind w:left="720"/>
+      </w:pPr>
+      <w:r>
+        <w:rPr>
+          <w:lang w:val="zh_TW" w:bidi="zh_TW"/>
+        </w:rPr>
+      </w:r>
+      <w:r>
+        <w:rPr>
+          <w:lang w:val="zh_TW" w:bidi="zh_TW"/>
+        </w:rPr>
+        <w:t>創世記10:2–5</w:t>
+      </w:r>
+    </w:p>
+    <w:p>
+      <w:pPr>
+        <w:pStyle w:val="ListBullet"/>
+        <w:spacing w:line="240" w:lineRule="auto"/>
+        <w:ind w:left="720"/>
+      </w:pPr>
+      <w:r>
+        <w:rPr>
+          <w:lang w:val="zh_TW" w:bidi="zh_TW"/>
+        </w:rPr>
+      </w:r>
+      <w:r>
+        <w:rPr>
+          <w:lang w:val="zh_TW" w:bidi="zh_TW"/>
+        </w:rPr>
+        <w:t>創世記36:15–16</w:t>
+      </w:r>
+    </w:p>
+    <w:p>
+      <w:pPr>
+        <w:pStyle w:val="ListBullet"/>
+        <w:spacing w:line="240" w:lineRule="auto"/>
+        <w:ind w:left="720"/>
+      </w:pPr>
+      <w:r>
+        <w:rPr>
+          <w:lang w:val="zh_TW" w:bidi="zh_TW"/>
+        </w:rPr>
+      </w:r>
+      <w:r>
+        <w:rPr>
+          <w:lang w:val="zh_TW" w:bidi="zh_TW"/>
+        </w:rPr>
+        <w:t>創世記36:29–30</w:t>
+      </w:r>
+    </w:p>
+    <w:p>
+      <w:pPr>
+        <w:pStyle w:val="ListBullet"/>
+        <w:spacing w:line="240" w:lineRule="auto"/>
+        <w:ind w:left="720"/>
+      </w:pPr>
+      <w:r>
+        <w:rPr>
+          <w:lang w:val="zh_TW" w:bidi="zh_TW"/>
+        </w:rPr>
+      </w:r>
+      <w:r>
+        <w:rPr>
+          <w:lang w:val="zh_TW" w:bidi="zh_TW"/>
+        </w:rPr>
+        <w:t>創世記36:40</w:t>
+      </w:r>
+    </w:p>
+    <w:p>
+      <w:pPr>
+        <w:pStyle w:val="ListBullet"/>
+        <w:spacing w:line="240" w:lineRule="auto"/>
+        <w:ind w:left="720"/>
+      </w:pPr>
+      <w:r>
+        <w:rPr>
+          <w:lang w:val="zh_TW" w:bidi="zh_TW"/>
+        </w:rPr>
+      </w:r>
+      <w:r>
+        <w:rPr>
+          <w:lang w:val="zh_TW" w:bidi="zh_TW"/>
+        </w:rPr>
+        <w:t>約書亞記15:20</w:t>
+      </w:r>
+    </w:p>
+    <w:p>
+      <w:pPr>
+        <w:pStyle w:val="ListBullet"/>
+        <w:spacing w:line="240" w:lineRule="auto"/>
+        <w:ind w:left="720"/>
+      </w:pPr>
+      <w:r>
+        <w:rPr>
+          <w:lang w:val="zh_TW" w:bidi="zh_TW"/>
+        </w:rPr>
+      </w:r>
+      <w:r>
+        <w:rPr>
+          <w:lang w:val="zh_TW" w:bidi="zh_TW"/>
+        </w:rPr>
+        <w:t>民數記3:38–39</w:t>
+      </w:r>
     </w:p>
     <w:p>
       <w:pPr>
@@ -750,114 +708,84 @@
           <w:lang w:val="zh_TW" w:bidi="zh_TW"/>
         </w:rPr>
       </w:r>
-      <w:hyperlink r:id="rId20">
-        <w:r>
-          <w:rPr>
-            <w:lang w:val="zh_TW" w:bidi="zh_TW"/>
-          </w:rPr>
-          <w:rPr>
-            <w:color w:val="0000EE"/>
-            <w:u w:val="single"/>
-          </w:rPr>
-          <w:t>撒母耳記上10:19</w:t>
-        </w:r>
-      </w:hyperlink>
-    </w:p>
-    <w:p>
-      <w:pPr>
-        <w:pStyle w:val="ListBullet"/>
-        <w:spacing w:line="240" w:lineRule="auto"/>
-        <w:ind w:left="720"/>
-      </w:pPr>
-      <w:r>
-        <w:rPr>
-          <w:lang w:val="zh_TW" w:bidi="zh_TW"/>
-        </w:rPr>
-      </w:r>
-      <w:hyperlink r:id="rId21">
-        <w:r>
-          <w:rPr>
-            <w:lang w:val="zh_TW" w:bidi="zh_TW"/>
-          </w:rPr>
-          <w:rPr>
-            <w:color w:val="0000EE"/>
-            <w:u w:val="single"/>
-          </w:rPr>
-          <w:t>列王紀下17:16–18</w:t>
-        </w:r>
-      </w:hyperlink>
-    </w:p>
-    <w:p>
-      <w:pPr>
-        <w:pStyle w:val="ListBullet"/>
-        <w:spacing w:line="240" w:lineRule="auto"/>
-        <w:ind w:left="720"/>
-      </w:pPr>
-      <w:r>
-        <w:rPr>
-          <w:lang w:val="zh_TW" w:bidi="zh_TW"/>
-        </w:rPr>
-      </w:r>
-      <w:hyperlink r:id="rId22">
-        <w:r>
-          <w:rPr>
-            <w:lang w:val="zh_TW" w:bidi="zh_TW"/>
-          </w:rPr>
-          <w:rPr>
-            <w:color w:val="0000EE"/>
-            <w:u w:val="single"/>
-          </w:rPr>
-          <w:t>創世紀25:16</w:t>
-        </w:r>
-      </w:hyperlink>
-    </w:p>
-    <w:p>
-      <w:pPr>
-        <w:pStyle w:val="ListBullet"/>
-        <w:spacing w:line="240" w:lineRule="auto"/>
-        <w:ind w:left="720"/>
-      </w:pPr>
-      <w:r>
-        <w:rPr>
-          <w:lang w:val="zh_TW" w:bidi="zh_TW"/>
-        </w:rPr>
-      </w:r>
-      <w:hyperlink r:id="rId23">
-        <w:r>
-          <w:rPr>
-            <w:lang w:val="zh_TW" w:bidi="zh_TW"/>
-          </w:rPr>
-          <w:rPr>
-            <w:color w:val="0000EE"/>
-            <w:u w:val="single"/>
-          </w:rPr>
-          <w:t>創世紀49:17</w:t>
-        </w:r>
-      </w:hyperlink>
-    </w:p>
-    <w:p>
-      <w:pPr>
-        <w:pStyle w:val="ListBullet"/>
-        <w:spacing w:line="240" w:lineRule="auto"/>
-        <w:ind w:left="720"/>
-      </w:pPr>
-      <w:r>
-        <w:rPr>
-          <w:lang w:val="zh_TW" w:bidi="zh_TW"/>
-        </w:rPr>
-      </w:r>
-      <w:hyperlink r:id="rId24">
-        <w:r>
-          <w:rPr>
-            <w:lang w:val="zh_TW" w:bidi="zh_TW"/>
-          </w:rPr>
-          <w:rPr>
-            <w:color w:val="0000EE"/>
-            <w:u w:val="single"/>
-          </w:rPr>
-          <w:t>路加福音2:36–38</w:t>
-        </w:r>
-      </w:hyperlink>
+      <w:r>
+        <w:rPr>
+          <w:lang w:val="zh_TW" w:bidi="zh_TW"/>
+        </w:rPr>
+        <w:t>撒母耳記上10:19</w:t>
+      </w:r>
+    </w:p>
+    <w:p>
+      <w:pPr>
+        <w:pStyle w:val="ListBullet"/>
+        <w:spacing w:line="240" w:lineRule="auto"/>
+        <w:ind w:left="720"/>
+      </w:pPr>
+      <w:r>
+        <w:rPr>
+          <w:lang w:val="zh_TW" w:bidi="zh_TW"/>
+        </w:rPr>
+      </w:r>
+      <w:r>
+        <w:rPr>
+          <w:lang w:val="zh_TW" w:bidi="zh_TW"/>
+        </w:rPr>
+        <w:t>列王紀下17:16–18</w:t>
+      </w:r>
+    </w:p>
+    <w:p>
+      <w:pPr>
+        <w:pStyle w:val="ListBullet"/>
+        <w:spacing w:line="240" w:lineRule="auto"/>
+        <w:ind w:left="720"/>
+      </w:pPr>
+      <w:r>
+        <w:rPr>
+          <w:lang w:val="zh_TW" w:bidi="zh_TW"/>
+        </w:rPr>
+      </w:r>
+      <w:r>
+        <w:rPr>
+          <w:lang w:val="zh_TW" w:bidi="zh_TW"/>
+        </w:rPr>
+        <w:t>創世紀25:16</w:t>
+      </w:r>
+    </w:p>
+    <w:p>
+      <w:pPr>
+        <w:pStyle w:val="ListBullet"/>
+        <w:spacing w:line="240" w:lineRule="auto"/>
+        <w:ind w:left="720"/>
+      </w:pPr>
+      <w:r>
+        <w:rPr>
+          <w:lang w:val="zh_TW" w:bidi="zh_TW"/>
+        </w:rPr>
+      </w:r>
+      <w:r>
+        <w:rPr>
+          <w:lang w:val="zh_TW" w:bidi="zh_TW"/>
+        </w:rPr>
+        <w:t>創世紀49:17</w:t>
+      </w:r>
+    </w:p>
+    <w:p>
+      <w:pPr>
+        <w:pStyle w:val="ListBullet"/>
+        <w:spacing w:line="240" w:lineRule="auto"/>
+        <w:ind w:left="720"/>
+      </w:pPr>
+      <w:r>
+        <w:rPr>
+          <w:lang w:val="zh_TW" w:bidi="zh_TW"/>
+        </w:rPr>
+      </w:r>
+      <w:r>
+        <w:rPr>
+          <w:lang w:val="zh_TW" w:bidi="zh_TW"/>
+        </w:rPr>
+        <w:t>路加福音2:36–38</w:t>
+      </w:r>
     </w:p>
     <w:p>
       <w:pPr>
@@ -1655,66 +1583,48 @@
           <w:lang w:val="zh_TW" w:bidi="zh_TW"/>
         </w:rPr>
       </w:r>
-      <w:hyperlink r:id="rId25">
-        <w:r>
-          <w:rPr>
-            <w:lang w:val="zh_TW" w:bidi="zh_TW"/>
-          </w:rPr>
-          <w:rPr>
-            <w:color w:val="0000EE"/>
-            <w:u w:val="single"/>
-          </w:rPr>
-          <w:t>提摩太前書3:10</w:t>
-        </w:r>
-      </w:hyperlink>
-    </w:p>
-    <w:p>
-      <w:pPr>
-        <w:pStyle w:val="ListBullet"/>
-        <w:spacing w:line="240" w:lineRule="auto"/>
-        <w:ind w:left="720"/>
-      </w:pPr>
-      <w:r>
-        <w:rPr>
-          <w:lang w:val="zh_TW" w:bidi="zh_TW"/>
-        </w:rPr>
-      </w:r>
-      <w:hyperlink r:id="rId26">
-        <w:r>
-          <w:rPr>
-            <w:lang w:val="zh_TW" w:bidi="zh_TW"/>
-          </w:rPr>
-          <w:rPr>
-            <w:color w:val="0000EE"/>
-            <w:u w:val="single"/>
-          </w:rPr>
-          <w:t>提摩太前書3:13</w:t>
-        </w:r>
-      </w:hyperlink>
-    </w:p>
-    <w:p>
-      <w:pPr>
-        <w:pStyle w:val="ListBullet"/>
-        <w:spacing w:line="240" w:lineRule="auto"/>
-        <w:ind w:left="720"/>
-      </w:pPr>
-      <w:r>
-        <w:rPr>
-          <w:lang w:val="zh_TW" w:bidi="zh_TW"/>
-        </w:rPr>
-      </w:r>
-      <w:hyperlink r:id="rId27">
-        <w:r>
-          <w:rPr>
-            <w:lang w:val="zh_TW" w:bidi="zh_TW"/>
-          </w:rPr>
-          <w:rPr>
-            <w:color w:val="0000EE"/>
-            <w:u w:val="single"/>
-          </w:rPr>
-          <w:t>腓立比書1:1</w:t>
-        </w:r>
-      </w:hyperlink>
+      <w:r>
+        <w:rPr>
+          <w:lang w:val="zh_TW" w:bidi="zh_TW"/>
+        </w:rPr>
+        <w:t>提摩太前書3:10</w:t>
+      </w:r>
+    </w:p>
+    <w:p>
+      <w:pPr>
+        <w:pStyle w:val="ListBullet"/>
+        <w:spacing w:line="240" w:lineRule="auto"/>
+        <w:ind w:left="720"/>
+      </w:pPr>
+      <w:r>
+        <w:rPr>
+          <w:lang w:val="zh_TW" w:bidi="zh_TW"/>
+        </w:rPr>
+      </w:r>
+      <w:r>
+        <w:rPr>
+          <w:lang w:val="zh_TW" w:bidi="zh_TW"/>
+        </w:rPr>
+        <w:t>提摩太前書3:13</w:t>
+      </w:r>
+    </w:p>
+    <w:p>
+      <w:pPr>
+        <w:pStyle w:val="ListBullet"/>
+        <w:spacing w:line="240" w:lineRule="auto"/>
+        <w:ind w:left="720"/>
+      </w:pPr>
+      <w:r>
+        <w:rPr>
+          <w:lang w:val="zh_TW" w:bidi="zh_TW"/>
+        </w:rPr>
+      </w:r>
+      <w:r>
+        <w:rPr>
+          <w:lang w:val="zh_TW" w:bidi="zh_TW"/>
+        </w:rPr>
+        <w:t>腓立比書1:1</w:t>
+      </w:r>
     </w:p>
     <w:p>
       <w:pPr>
@@ -1992,138 +1902,102 @@
           <w:lang w:val="zh_TW" w:bidi="zh_TW"/>
         </w:rPr>
       </w:r>
-      <w:hyperlink r:id="rId28">
-        <w:r>
-          <w:rPr>
-            <w:lang w:val="zh_TW" w:bidi="zh_TW"/>
-          </w:rPr>
-          <w:rPr>
-            <w:color w:val="0000EE"/>
-            <w:u w:val="single"/>
-          </w:rPr>
-          <w:t>歷代志上6:48</w:t>
-        </w:r>
-      </w:hyperlink>
-    </w:p>
-    <w:p>
-      <w:pPr>
-        <w:pStyle w:val="ListBullet"/>
-        <w:spacing w:line="240" w:lineRule="auto"/>
-        <w:ind w:left="720"/>
-      </w:pPr>
-      <w:r>
-        <w:rPr>
-          <w:lang w:val="zh_TW" w:bidi="zh_TW"/>
-        </w:rPr>
-      </w:r>
-      <w:hyperlink r:id="rId29">
-        <w:r>
-          <w:rPr>
-            <w:lang w:val="zh_TW" w:bidi="zh_TW"/>
-          </w:rPr>
-          <w:rPr>
-            <w:color w:val="0000EE"/>
-            <w:u w:val="single"/>
-          </w:rPr>
-          <w:t>但以理書12:13</w:t>
-        </w:r>
-      </w:hyperlink>
-    </w:p>
-    <w:p>
-      <w:pPr>
-        <w:pStyle w:val="ListBullet"/>
-        <w:spacing w:line="240" w:lineRule="auto"/>
-        <w:ind w:left="720"/>
-      </w:pPr>
-      <w:r>
-        <w:rPr>
-          <w:lang w:val="zh_TW" w:bidi="zh_TW"/>
-        </w:rPr>
-      </w:r>
-      <w:hyperlink r:id="rId30">
-        <w:r>
-          <w:rPr>
-            <w:lang w:val="zh_TW" w:bidi="zh_TW"/>
-          </w:rPr>
-          <w:rPr>
-            <w:color w:val="0000EE"/>
-            <w:u w:val="single"/>
-          </w:rPr>
-          <w:t>耶利米書43:11</w:t>
-        </w:r>
-      </w:hyperlink>
-    </w:p>
-    <w:p>
-      <w:pPr>
-        <w:pStyle w:val="ListBullet"/>
-        <w:spacing w:line="240" w:lineRule="auto"/>
-        <w:ind w:left="720"/>
-      </w:pPr>
-      <w:r>
-        <w:rPr>
-          <w:lang w:val="zh_TW" w:bidi="zh_TW"/>
-        </w:rPr>
-      </w:r>
-      <w:hyperlink r:id="rId31">
-        <w:r>
-          <w:rPr>
-            <w:lang w:val="zh_TW" w:bidi="zh_TW"/>
-          </w:rPr>
-          <w:rPr>
-            <w:color w:val="0000EE"/>
-            <w:u w:val="single"/>
-          </w:rPr>
-          <w:t>約書亞記18:2</w:t>
-        </w:r>
-      </w:hyperlink>
-    </w:p>
-    <w:p>
-      <w:pPr>
-        <w:pStyle w:val="ListBullet"/>
-        <w:spacing w:line="240" w:lineRule="auto"/>
-        <w:ind w:left="720"/>
-      </w:pPr>
-      <w:r>
-        <w:rPr>
-          <w:lang w:val="zh_TW" w:bidi="zh_TW"/>
-        </w:rPr>
-      </w:r>
-      <w:hyperlink r:id="rId32">
-        <w:r>
-          <w:rPr>
-            <w:lang w:val="zh_TW" w:bidi="zh_TW"/>
-          </w:rPr>
-          <w:rPr>
-            <w:color w:val="0000EE"/>
-            <w:u w:val="single"/>
-          </w:rPr>
-          <w:t>民數記4:27–28</w:t>
-        </w:r>
-      </w:hyperlink>
-    </w:p>
-    <w:p>
-      <w:pPr>
-        <w:pStyle w:val="ListBullet"/>
-        <w:spacing w:line="240" w:lineRule="auto"/>
-        <w:ind w:left="720"/>
-      </w:pPr>
-      <w:r>
-        <w:rPr>
-          <w:lang w:val="zh_TW" w:bidi="zh_TW"/>
-        </w:rPr>
-      </w:r>
-      <w:hyperlink r:id="rId33">
-        <w:r>
-          <w:rPr>
-            <w:lang w:val="zh_TW" w:bidi="zh_TW"/>
-          </w:rPr>
-          <w:rPr>
-            <w:color w:val="0000EE"/>
-            <w:u w:val="single"/>
-          </w:rPr>
-          <w:t>詩篇78:55</w:t>
-        </w:r>
-      </w:hyperlink>
+      <w:r>
+        <w:rPr>
+          <w:lang w:val="zh_TW" w:bidi="zh_TW"/>
+        </w:rPr>
+        <w:t>歷代志上6:48</w:t>
+      </w:r>
+    </w:p>
+    <w:p>
+      <w:pPr>
+        <w:pStyle w:val="ListBullet"/>
+        <w:spacing w:line="240" w:lineRule="auto"/>
+        <w:ind w:left="720"/>
+      </w:pPr>
+      <w:r>
+        <w:rPr>
+          <w:lang w:val="zh_TW" w:bidi="zh_TW"/>
+        </w:rPr>
+      </w:r>
+      <w:r>
+        <w:rPr>
+          <w:lang w:val="zh_TW" w:bidi="zh_TW"/>
+        </w:rPr>
+        <w:t>但以理書12:13</w:t>
+      </w:r>
+    </w:p>
+    <w:p>
+      <w:pPr>
+        <w:pStyle w:val="ListBullet"/>
+        <w:spacing w:line="240" w:lineRule="auto"/>
+        <w:ind w:left="720"/>
+      </w:pPr>
+      <w:r>
+        <w:rPr>
+          <w:lang w:val="zh_TW" w:bidi="zh_TW"/>
+        </w:rPr>
+      </w:r>
+      <w:r>
+        <w:rPr>
+          <w:lang w:val="zh_TW" w:bidi="zh_TW"/>
+        </w:rPr>
+        <w:t>耶利米書43:11</w:t>
+      </w:r>
+    </w:p>
+    <w:p>
+      <w:pPr>
+        <w:pStyle w:val="ListBullet"/>
+        <w:spacing w:line="240" w:lineRule="auto"/>
+        <w:ind w:left="720"/>
+      </w:pPr>
+      <w:r>
+        <w:rPr>
+          <w:lang w:val="zh_TW" w:bidi="zh_TW"/>
+        </w:rPr>
+      </w:r>
+      <w:r>
+        <w:rPr>
+          <w:lang w:val="zh_TW" w:bidi="zh_TW"/>
+        </w:rPr>
+        <w:t>約書亞記18:2</w:t>
+      </w:r>
+    </w:p>
+    <w:p>
+      <w:pPr>
+        <w:pStyle w:val="ListBullet"/>
+        <w:spacing w:line="240" w:lineRule="auto"/>
+        <w:ind w:left="720"/>
+      </w:pPr>
+      <w:r>
+        <w:rPr>
+          <w:lang w:val="zh_TW" w:bidi="zh_TW"/>
+        </w:rPr>
+      </w:r>
+      <w:r>
+        <w:rPr>
+          <w:lang w:val="zh_TW" w:bidi="zh_TW"/>
+        </w:rPr>
+        <w:t>民數記4:27–28</w:t>
+      </w:r>
+    </w:p>
+    <w:p>
+      <w:pPr>
+        <w:pStyle w:val="ListBullet"/>
+        <w:spacing w:line="240" w:lineRule="auto"/>
+        <w:ind w:left="720"/>
+      </w:pPr>
+      <w:r>
+        <w:rPr>
+          <w:lang w:val="zh_TW" w:bidi="zh_TW"/>
+        </w:rPr>
+      </w:r>
+      <w:r>
+        <w:rPr>
+          <w:lang w:val="zh_TW" w:bidi="zh_TW"/>
+        </w:rPr>
+        <w:t>詩篇78:55</w:t>
+      </w:r>
     </w:p>
     <w:p>
       <w:pPr>
@@ -2344,210 +2218,156 @@
           <w:lang w:val="zh_TW" w:bidi="zh_TW"/>
         </w:rPr>
       </w:r>
-      <w:hyperlink r:id="rId34">
-        <w:r>
-          <w:rPr>
-            <w:lang w:val="zh_TW" w:bidi="zh_TW"/>
-          </w:rPr>
-          <w:rPr>
-            <w:color w:val="0000EE"/>
-            <w:u w:val="single"/>
-          </w:rPr>
-          <w:t>使徒行傳7:47–50</w:t>
-        </w:r>
-      </w:hyperlink>
-    </w:p>
-    <w:p>
-      <w:pPr>
-        <w:pStyle w:val="ListBullet"/>
-        <w:spacing w:line="240" w:lineRule="auto"/>
-        <w:ind w:left="720"/>
-      </w:pPr>
-      <w:r>
-        <w:rPr>
-          <w:lang w:val="zh_TW" w:bidi="zh_TW"/>
-        </w:rPr>
-      </w:r>
-      <w:hyperlink r:id="rId35">
-        <w:r>
-          <w:rPr>
-            <w:lang w:val="zh_TW" w:bidi="zh_TW"/>
-          </w:rPr>
-          <w:rPr>
-            <w:color w:val="0000EE"/>
-            <w:u w:val="single"/>
-          </w:rPr>
-          <w:t>使徒行傳16:16–18</w:t>
-        </w:r>
-      </w:hyperlink>
-    </w:p>
-    <w:p>
-      <w:pPr>
-        <w:pStyle w:val="ListBullet"/>
-        <w:spacing w:line="240" w:lineRule="auto"/>
-        <w:ind w:left="720"/>
-      </w:pPr>
-      <w:r>
-        <w:rPr>
-          <w:lang w:val="zh_TW" w:bidi="zh_TW"/>
-        </w:rPr>
-      </w:r>
-      <w:hyperlink r:id="rId36">
-        <w:r>
-          <w:rPr>
-            <w:lang w:val="zh_TW" w:bidi="zh_TW"/>
-          </w:rPr>
-          <w:rPr>
-            <w:color w:val="0000EE"/>
-            <w:u w:val="single"/>
-          </w:rPr>
-          <w:t>但以理書4:17–18</w:t>
-        </w:r>
-      </w:hyperlink>
-    </w:p>
-    <w:p>
-      <w:pPr>
-        <w:pStyle w:val="ListBullet"/>
-        <w:spacing w:line="240" w:lineRule="auto"/>
-        <w:ind w:left="720"/>
-      </w:pPr>
-      <w:r>
-        <w:rPr>
-          <w:lang w:val="zh_TW" w:bidi="zh_TW"/>
-        </w:rPr>
-      </w:r>
-      <w:hyperlink r:id="rId37">
-        <w:r>
-          <w:rPr>
-            <w:lang w:val="zh_TW" w:bidi="zh_TW"/>
-          </w:rPr>
-          <w:rPr>
-            <w:color w:val="0000EE"/>
-            <w:u w:val="single"/>
-          </w:rPr>
-          <w:t>申命記32:7–8</w:t>
-        </w:r>
-      </w:hyperlink>
-    </w:p>
-    <w:p>
-      <w:pPr>
-        <w:pStyle w:val="ListBullet"/>
-        <w:spacing w:line="240" w:lineRule="auto"/>
-        <w:ind w:left="720"/>
-      </w:pPr>
-      <w:r>
-        <w:rPr>
-          <w:lang w:val="zh_TW" w:bidi="zh_TW"/>
-        </w:rPr>
-      </w:r>
-      <w:hyperlink r:id="rId38">
-        <w:r>
-          <w:rPr>
-            <w:lang w:val="zh_TW" w:bidi="zh_TW"/>
-          </w:rPr>
-          <w:rPr>
-            <w:color w:val="0000EE"/>
-            <w:u w:val="single"/>
-          </w:rPr>
-          <w:t>創世記14:17–18</w:t>
-        </w:r>
-      </w:hyperlink>
-    </w:p>
-    <w:p>
-      <w:pPr>
-        <w:pStyle w:val="ListBullet"/>
-        <w:spacing w:line="240" w:lineRule="auto"/>
-        <w:ind w:left="720"/>
-      </w:pPr>
-      <w:r>
-        <w:rPr>
-          <w:lang w:val="zh_TW" w:bidi="zh_TW"/>
-        </w:rPr>
-      </w:r>
-      <w:hyperlink r:id="rId39">
-        <w:r>
-          <w:rPr>
-            <w:lang w:val="zh_TW" w:bidi="zh_TW"/>
-          </w:rPr>
-          <w:rPr>
-            <w:color w:val="0000EE"/>
-            <w:u w:val="single"/>
-          </w:rPr>
-          <w:t>希伯來書7:1–3</w:t>
-        </w:r>
-      </w:hyperlink>
-    </w:p>
-    <w:p>
-      <w:pPr>
-        <w:pStyle w:val="ListBullet"/>
-        <w:spacing w:line="240" w:lineRule="auto"/>
-        <w:ind w:left="720"/>
-      </w:pPr>
-      <w:r>
-        <w:rPr>
-          <w:lang w:val="zh_TW" w:bidi="zh_TW"/>
-        </w:rPr>
-      </w:r>
-      <w:hyperlink r:id="rId40">
-        <w:r>
-          <w:rPr>
-            <w:lang w:val="zh_TW" w:bidi="zh_TW"/>
-          </w:rPr>
-          <w:rPr>
-            <w:color w:val="0000EE"/>
-            <w:u w:val="single"/>
-          </w:rPr>
-          <w:t>何西阿書7:16</w:t>
-        </w:r>
-      </w:hyperlink>
-    </w:p>
-    <w:p>
-      <w:pPr>
-        <w:pStyle w:val="ListBullet"/>
-        <w:spacing w:line="240" w:lineRule="auto"/>
-        <w:ind w:left="720"/>
-      </w:pPr>
-      <w:r>
-        <w:rPr>
-          <w:lang w:val="zh_TW" w:bidi="zh_TW"/>
-        </w:rPr>
-      </w:r>
-      <w:hyperlink r:id="rId41">
-        <w:r>
-          <w:rPr>
-            <w:lang w:val="zh_TW" w:bidi="zh_TW"/>
-          </w:rPr>
-          <w:rPr>
-            <w:color w:val="0000EE"/>
-            <w:u w:val="single"/>
-          </w:rPr>
-          <w:t>耶利米哀歌3:35</w:t>
-        </w:r>
-      </w:hyperlink>
-    </w:p>
-    <w:p>
-      <w:pPr>
-        <w:pStyle w:val="ListBullet"/>
-        <w:spacing w:line="240" w:lineRule="auto"/>
-        <w:ind w:left="720"/>
-      </w:pPr>
-      <w:r>
-        <w:rPr>
-          <w:lang w:val="zh_TW" w:bidi="zh_TW"/>
-        </w:rPr>
-      </w:r>
-      <w:hyperlink r:id="rId42">
-        <w:r>
-          <w:rPr>
-            <w:lang w:val="zh_TW" w:bidi="zh_TW"/>
-          </w:rPr>
-          <w:rPr>
-            <w:color w:val="0000EE"/>
-            <w:u w:val="single"/>
-          </w:rPr>
-          <w:t>路加福音1:32</w:t>
-        </w:r>
-      </w:hyperlink>
+      <w:r>
+        <w:rPr>
+          <w:lang w:val="zh_TW" w:bidi="zh_TW"/>
+        </w:rPr>
+        <w:t>使徒行傳7:47–50</w:t>
+      </w:r>
+    </w:p>
+    <w:p>
+      <w:pPr>
+        <w:pStyle w:val="ListBullet"/>
+        <w:spacing w:line="240" w:lineRule="auto"/>
+        <w:ind w:left="720"/>
+      </w:pPr>
+      <w:r>
+        <w:rPr>
+          <w:lang w:val="zh_TW" w:bidi="zh_TW"/>
+        </w:rPr>
+      </w:r>
+      <w:r>
+        <w:rPr>
+          <w:lang w:val="zh_TW" w:bidi="zh_TW"/>
+        </w:rPr>
+        <w:t>使徒行傳16:16–18</w:t>
+      </w:r>
+    </w:p>
+    <w:p>
+      <w:pPr>
+        <w:pStyle w:val="ListBullet"/>
+        <w:spacing w:line="240" w:lineRule="auto"/>
+        <w:ind w:left="720"/>
+      </w:pPr>
+      <w:r>
+        <w:rPr>
+          <w:lang w:val="zh_TW" w:bidi="zh_TW"/>
+        </w:rPr>
+      </w:r>
+      <w:r>
+        <w:rPr>
+          <w:lang w:val="zh_TW" w:bidi="zh_TW"/>
+        </w:rPr>
+        <w:t>但以理書4:17–18</w:t>
+      </w:r>
+    </w:p>
+    <w:p>
+      <w:pPr>
+        <w:pStyle w:val="ListBullet"/>
+        <w:spacing w:line="240" w:lineRule="auto"/>
+        <w:ind w:left="720"/>
+      </w:pPr>
+      <w:r>
+        <w:rPr>
+          <w:lang w:val="zh_TW" w:bidi="zh_TW"/>
+        </w:rPr>
+      </w:r>
+      <w:r>
+        <w:rPr>
+          <w:lang w:val="zh_TW" w:bidi="zh_TW"/>
+        </w:rPr>
+        <w:t>申命記32:7–8</w:t>
+      </w:r>
+    </w:p>
+    <w:p>
+      <w:pPr>
+        <w:pStyle w:val="ListBullet"/>
+        <w:spacing w:line="240" w:lineRule="auto"/>
+        <w:ind w:left="720"/>
+      </w:pPr>
+      <w:r>
+        <w:rPr>
+          <w:lang w:val="zh_TW" w:bidi="zh_TW"/>
+        </w:rPr>
+      </w:r>
+      <w:r>
+        <w:rPr>
+          <w:lang w:val="zh_TW" w:bidi="zh_TW"/>
+        </w:rPr>
+        <w:t>創世記14:17–18</w:t>
+      </w:r>
+    </w:p>
+    <w:p>
+      <w:pPr>
+        <w:pStyle w:val="ListBullet"/>
+        <w:spacing w:line="240" w:lineRule="auto"/>
+        <w:ind w:left="720"/>
+      </w:pPr>
+      <w:r>
+        <w:rPr>
+          <w:lang w:val="zh_TW" w:bidi="zh_TW"/>
+        </w:rPr>
+      </w:r>
+      <w:r>
+        <w:rPr>
+          <w:lang w:val="zh_TW" w:bidi="zh_TW"/>
+        </w:rPr>
+        <w:t>希伯來書7:1–3</w:t>
+      </w:r>
+    </w:p>
+    <w:p>
+      <w:pPr>
+        <w:pStyle w:val="ListBullet"/>
+        <w:spacing w:line="240" w:lineRule="auto"/>
+        <w:ind w:left="720"/>
+      </w:pPr>
+      <w:r>
+        <w:rPr>
+          <w:lang w:val="zh_TW" w:bidi="zh_TW"/>
+        </w:rPr>
+      </w:r>
+      <w:r>
+        <w:rPr>
+          <w:lang w:val="zh_TW" w:bidi="zh_TW"/>
+        </w:rPr>
+        <w:t>何西阿書7:16</w:t>
+      </w:r>
+    </w:p>
+    <w:p>
+      <w:pPr>
+        <w:pStyle w:val="ListBullet"/>
+        <w:spacing w:line="240" w:lineRule="auto"/>
+        <w:ind w:left="720"/>
+      </w:pPr>
+      <w:r>
+        <w:rPr>
+          <w:lang w:val="zh_TW" w:bidi="zh_TW"/>
+        </w:rPr>
+      </w:r>
+      <w:r>
+        <w:rPr>
+          <w:lang w:val="zh_TW" w:bidi="zh_TW"/>
+        </w:rPr>
+        <w:t>耶利米哀歌3:35</w:t>
+      </w:r>
+    </w:p>
+    <w:p>
+      <w:pPr>
+        <w:pStyle w:val="ListBullet"/>
+        <w:spacing w:line="240" w:lineRule="auto"/>
+        <w:ind w:left="720"/>
+      </w:pPr>
+      <w:r>
+        <w:rPr>
+          <w:lang w:val="zh_TW" w:bidi="zh_TW"/>
+        </w:rPr>
+      </w:r>
+      <w:r>
+        <w:rPr>
+          <w:lang w:val="zh_TW" w:bidi="zh_TW"/>
+        </w:rPr>
+        <w:t>路加福音1:32</w:t>
+      </w:r>
     </w:p>
     <w:p>
       <w:pPr>
@@ -2757,114 +2577,84 @@
           <w:lang w:val="zh_TW" w:bidi="zh_TW"/>
         </w:rPr>
       </w:r>
-      <w:hyperlink r:id="rId43">
-        <w:r>
-          <w:rPr>
-            <w:lang w:val="zh_TW" w:bidi="zh_TW"/>
-          </w:rPr>
-          <w:rPr>
-            <w:color w:val="0000EE"/>
-            <w:u w:val="single"/>
-          </w:rPr>
-          <w:t>提摩太後書2:11–13</w:t>
-        </w:r>
-      </w:hyperlink>
-    </w:p>
-    <w:p>
-      <w:pPr>
-        <w:pStyle w:val="ListBullet"/>
-        <w:spacing w:line="240" w:lineRule="auto"/>
-        <w:ind w:left="720"/>
-      </w:pPr>
-      <w:r>
-        <w:rPr>
-          <w:lang w:val="zh_TW" w:bidi="zh_TW"/>
-        </w:rPr>
-      </w:r>
-      <w:hyperlink r:id="rId44">
-        <w:r>
-          <w:rPr>
-            <w:lang w:val="zh_TW" w:bidi="zh_TW"/>
-          </w:rPr>
-          <w:rPr>
-            <w:color w:val="0000EE"/>
-            <w:u w:val="single"/>
-          </w:rPr>
-          <w:t>創世記36:34–36</w:t>
-        </w:r>
-      </w:hyperlink>
-    </w:p>
-    <w:p>
-      <w:pPr>
-        <w:pStyle w:val="ListBullet"/>
-        <w:spacing w:line="240" w:lineRule="auto"/>
-        <w:ind w:left="720"/>
-      </w:pPr>
-      <w:r>
-        <w:rPr>
-          <w:lang w:val="zh_TW" w:bidi="zh_TW"/>
-        </w:rPr>
-      </w:r>
-      <w:hyperlink r:id="rId45">
-        <w:r>
-          <w:rPr>
-            <w:lang w:val="zh_TW" w:bidi="zh_TW"/>
-          </w:rPr>
-          <w:rPr>
-            <w:color w:val="0000EE"/>
-            <w:u w:val="single"/>
-          </w:rPr>
-          <w:t>路加福音1:30–33</w:t>
-        </w:r>
-      </w:hyperlink>
-    </w:p>
-    <w:p>
-      <w:pPr>
-        <w:pStyle w:val="ListBullet"/>
-        <w:spacing w:line="240" w:lineRule="auto"/>
-        <w:ind w:left="720"/>
-      </w:pPr>
-      <w:r>
-        <w:rPr>
-          <w:lang w:val="zh_TW" w:bidi="zh_TW"/>
-        </w:rPr>
-      </w:r>
-      <w:hyperlink r:id="rId46">
-        <w:r>
-          <w:rPr>
-            <w:lang w:val="zh_TW" w:bidi="zh_TW"/>
-          </w:rPr>
-          <w:rPr>
-            <w:color w:val="0000EE"/>
-            <w:u w:val="single"/>
-          </w:rPr>
-          <w:t>路加福音19:26–27</w:t>
-        </w:r>
-      </w:hyperlink>
-    </w:p>
-    <w:p>
-      <w:pPr>
-        <w:pStyle w:val="ListBullet"/>
-        <w:spacing w:line="240" w:lineRule="auto"/>
-        <w:ind w:left="720"/>
-      </w:pPr>
-      <w:r>
-        <w:rPr>
-          <w:lang w:val="zh_TW" w:bidi="zh_TW"/>
-        </w:rPr>
-      </w:r>
-      <w:hyperlink r:id="rId47">
-        <w:r>
-          <w:rPr>
-            <w:lang w:val="zh_TW" w:bidi="zh_TW"/>
-          </w:rPr>
-          <w:rPr>
-            <w:color w:val="0000EE"/>
-            <w:u w:val="single"/>
-          </w:rPr>
-          <w:t>馬太福音2:22–23</w:t>
-        </w:r>
-      </w:hyperlink>
+      <w:r>
+        <w:rPr>
+          <w:lang w:val="zh_TW" w:bidi="zh_TW"/>
+        </w:rPr>
+        <w:t>提摩太後書2:11–13</w:t>
+      </w:r>
+    </w:p>
+    <w:p>
+      <w:pPr>
+        <w:pStyle w:val="ListBullet"/>
+        <w:spacing w:line="240" w:lineRule="auto"/>
+        <w:ind w:left="720"/>
+      </w:pPr>
+      <w:r>
+        <w:rPr>
+          <w:lang w:val="zh_TW" w:bidi="zh_TW"/>
+        </w:rPr>
+      </w:r>
+      <w:r>
+        <w:rPr>
+          <w:lang w:val="zh_TW" w:bidi="zh_TW"/>
+        </w:rPr>
+        <w:t>創世記36:34–36</w:t>
+      </w:r>
+    </w:p>
+    <w:p>
+      <w:pPr>
+        <w:pStyle w:val="ListBullet"/>
+        <w:spacing w:line="240" w:lineRule="auto"/>
+        <w:ind w:left="720"/>
+      </w:pPr>
+      <w:r>
+        <w:rPr>
+          <w:lang w:val="zh_TW" w:bidi="zh_TW"/>
+        </w:rPr>
+      </w:r>
+      <w:r>
+        <w:rPr>
+          <w:lang w:val="zh_TW" w:bidi="zh_TW"/>
+        </w:rPr>
+        <w:t>路加福音1:30–33</w:t>
+      </w:r>
+    </w:p>
+    <w:p>
+      <w:pPr>
+        <w:pStyle w:val="ListBullet"/>
+        <w:spacing w:line="240" w:lineRule="auto"/>
+        <w:ind w:left="720"/>
+      </w:pPr>
+      <w:r>
+        <w:rPr>
+          <w:lang w:val="zh_TW" w:bidi="zh_TW"/>
+        </w:rPr>
+      </w:r>
+      <w:r>
+        <w:rPr>
+          <w:lang w:val="zh_TW" w:bidi="zh_TW"/>
+        </w:rPr>
+        <w:t>路加福音19:26–27</w:t>
+      </w:r>
+    </w:p>
+    <w:p>
+      <w:pPr>
+        <w:pStyle w:val="ListBullet"/>
+        <w:spacing w:line="240" w:lineRule="auto"/>
+        <w:ind w:left="720"/>
+      </w:pPr>
+      <w:r>
+        <w:rPr>
+          <w:lang w:val="zh_TW" w:bidi="zh_TW"/>
+        </w:rPr>
+      </w:r>
+      <w:r>
+        <w:rPr>
+          <w:lang w:val="zh_TW" w:bidi="zh_TW"/>
+        </w:rPr>
+        <w:t>馬太福音2:22–23</w:t>
+      </w:r>
     </w:p>
     <w:p>
       <w:pPr>
@@ -3133,162 +2923,120 @@
           <w:lang w:val="zh_TW" w:bidi="zh_TW"/>
         </w:rPr>
       </w:r>
-      <w:hyperlink r:id="rId48">
-        <w:r>
-          <w:rPr>
-            <w:lang w:val="zh_TW" w:bidi="zh_TW"/>
-          </w:rPr>
-          <w:rPr>
-            <w:color w:val="0000EE"/>
-            <w:u w:val="single"/>
-          </w:rPr>
-          <w:t>使徒行傳6:3</w:t>
-        </w:r>
-      </w:hyperlink>
-    </w:p>
-    <w:p>
-      <w:pPr>
-        <w:pStyle w:val="ListBullet"/>
-        <w:spacing w:line="240" w:lineRule="auto"/>
-        <w:ind w:left="720"/>
-      </w:pPr>
-      <w:r>
-        <w:rPr>
-          <w:lang w:val="zh_TW" w:bidi="zh_TW"/>
-        </w:rPr>
-      </w:r>
-      <w:hyperlink r:id="rId49">
-        <w:r>
-          <w:rPr>
-            <w:lang w:val="zh_TW" w:bidi="zh_TW"/>
-          </w:rPr>
-          <w:rPr>
-            <w:color w:val="0000EE"/>
-            <w:u w:val="single"/>
-          </w:rPr>
-          <w:t>歌羅西書3:15–17</w:t>
-        </w:r>
-      </w:hyperlink>
-    </w:p>
-    <w:p>
-      <w:pPr>
-        <w:pStyle w:val="ListBullet"/>
-        <w:spacing w:line="240" w:lineRule="auto"/>
-        <w:ind w:left="720"/>
-      </w:pPr>
-      <w:r>
-        <w:rPr>
-          <w:lang w:val="zh_TW" w:bidi="zh_TW"/>
-        </w:rPr>
-      </w:r>
-      <w:hyperlink r:id="rId50">
-        <w:r>
-          <w:rPr>
-            <w:lang w:val="zh_TW" w:bidi="zh_TW"/>
-          </w:rPr>
-          <w:rPr>
-            <w:color w:val="0000EE"/>
-            <w:u w:val="single"/>
-          </w:rPr>
-          <w:t>出埃及記31:6</w:t>
-        </w:r>
-      </w:hyperlink>
-    </w:p>
-    <w:p>
-      <w:pPr>
-        <w:pStyle w:val="ListBullet"/>
-        <w:spacing w:line="240" w:lineRule="auto"/>
-        <w:ind w:left="720"/>
-      </w:pPr>
-      <w:r>
-        <w:rPr>
-          <w:lang w:val="zh_TW" w:bidi="zh_TW"/>
-        </w:rPr>
-      </w:r>
-      <w:hyperlink r:id="rId51">
-        <w:r>
-          <w:rPr>
-            <w:lang w:val="zh_TW" w:bidi="zh_TW"/>
-          </w:rPr>
-          <w:rPr>
-            <w:color w:val="0000EE"/>
-            <w:u w:val="single"/>
-          </w:rPr>
-          <w:t>創世記3:6</w:t>
-        </w:r>
-      </w:hyperlink>
-    </w:p>
-    <w:p>
-      <w:pPr>
-        <w:pStyle w:val="ListBullet"/>
-        <w:spacing w:line="240" w:lineRule="auto"/>
-        <w:ind w:left="720"/>
-      </w:pPr>
-      <w:r>
-        <w:rPr>
-          <w:lang w:val="zh_TW" w:bidi="zh_TW"/>
-        </w:rPr>
-      </w:r>
-      <w:hyperlink r:id="rId52">
-        <w:r>
-          <w:rPr>
-            <w:lang w:val="zh_TW" w:bidi="zh_TW"/>
-          </w:rPr>
-          <w:rPr>
-            <w:color w:val="0000EE"/>
-            <w:u w:val="single"/>
-          </w:rPr>
-          <w:t>以賽亞書19:12</w:t>
-        </w:r>
-      </w:hyperlink>
-    </w:p>
-    <w:p>
-      <w:pPr>
-        <w:pStyle w:val="ListBullet"/>
-        <w:spacing w:line="240" w:lineRule="auto"/>
-        <w:ind w:left="720"/>
-      </w:pPr>
-      <w:r>
-        <w:rPr>
-          <w:lang w:val="zh_TW" w:bidi="zh_TW"/>
-        </w:rPr>
-      </w:r>
-      <w:hyperlink r:id="rId53">
-        <w:r>
-          <w:rPr>
-            <w:lang w:val="zh_TW" w:bidi="zh_TW"/>
-          </w:rPr>
-          <w:rPr>
-            <w:color w:val="0000EE"/>
-            <w:u w:val="single"/>
-          </w:rPr>
-          <w:t>耶利米書18:18</w:t>
-        </w:r>
-      </w:hyperlink>
-    </w:p>
-    <w:p>
-      <w:pPr>
-        <w:pStyle w:val="ListBullet"/>
-        <w:spacing w:line="240" w:lineRule="auto"/>
-        <w:ind w:left="720"/>
-      </w:pPr>
-      <w:r>
-        <w:rPr>
-          <w:lang w:val="zh_TW" w:bidi="zh_TW"/>
-        </w:rPr>
-      </w:r>
-      <w:hyperlink r:id="rId54">
-        <w:r>
-          <w:rPr>
-            <w:lang w:val="zh_TW" w:bidi="zh_TW"/>
-          </w:rPr>
-          <w:rPr>
-            <w:color w:val="0000EE"/>
-            <w:u w:val="single"/>
-          </w:rPr>
-          <w:t>馬太福音7:24</w:t>
-        </w:r>
-      </w:hyperlink>
+      <w:r>
+        <w:rPr>
+          <w:lang w:val="zh_TW" w:bidi="zh_TW"/>
+        </w:rPr>
+        <w:t>使徒行傳6:3</w:t>
+      </w:r>
+    </w:p>
+    <w:p>
+      <w:pPr>
+        <w:pStyle w:val="ListBullet"/>
+        <w:spacing w:line="240" w:lineRule="auto"/>
+        <w:ind w:left="720"/>
+      </w:pPr>
+      <w:r>
+        <w:rPr>
+          <w:lang w:val="zh_TW" w:bidi="zh_TW"/>
+        </w:rPr>
+      </w:r>
+      <w:r>
+        <w:rPr>
+          <w:lang w:val="zh_TW" w:bidi="zh_TW"/>
+        </w:rPr>
+        <w:t>歌羅西書3:15–17</w:t>
+      </w:r>
+    </w:p>
+    <w:p>
+      <w:pPr>
+        <w:pStyle w:val="ListBullet"/>
+        <w:spacing w:line="240" w:lineRule="auto"/>
+        <w:ind w:left="720"/>
+      </w:pPr>
+      <w:r>
+        <w:rPr>
+          <w:lang w:val="zh_TW" w:bidi="zh_TW"/>
+        </w:rPr>
+      </w:r>
+      <w:r>
+        <w:rPr>
+          <w:lang w:val="zh_TW" w:bidi="zh_TW"/>
+        </w:rPr>
+        <w:t>出埃及記31:6</w:t>
+      </w:r>
+    </w:p>
+    <w:p>
+      <w:pPr>
+        <w:pStyle w:val="ListBullet"/>
+        <w:spacing w:line="240" w:lineRule="auto"/>
+        <w:ind w:left="720"/>
+      </w:pPr>
+      <w:r>
+        <w:rPr>
+          <w:lang w:val="zh_TW" w:bidi="zh_TW"/>
+        </w:rPr>
+      </w:r>
+      <w:r>
+        <w:rPr>
+          <w:lang w:val="zh_TW" w:bidi="zh_TW"/>
+        </w:rPr>
+        <w:t>創世記3:6</w:t>
+      </w:r>
+    </w:p>
+    <w:p>
+      <w:pPr>
+        <w:pStyle w:val="ListBullet"/>
+        <w:spacing w:line="240" w:lineRule="auto"/>
+        <w:ind w:left="720"/>
+      </w:pPr>
+      <w:r>
+        <w:rPr>
+          <w:lang w:val="zh_TW" w:bidi="zh_TW"/>
+        </w:rPr>
+      </w:r>
+      <w:r>
+        <w:rPr>
+          <w:lang w:val="zh_TW" w:bidi="zh_TW"/>
+        </w:rPr>
+        <w:t>以賽亞書19:12</w:t>
+      </w:r>
+    </w:p>
+    <w:p>
+      <w:pPr>
+        <w:pStyle w:val="ListBullet"/>
+        <w:spacing w:line="240" w:lineRule="auto"/>
+        <w:ind w:left="720"/>
+      </w:pPr>
+      <w:r>
+        <w:rPr>
+          <w:lang w:val="zh_TW" w:bidi="zh_TW"/>
+        </w:rPr>
+      </w:r>
+      <w:r>
+        <w:rPr>
+          <w:lang w:val="zh_TW" w:bidi="zh_TW"/>
+        </w:rPr>
+        <w:t>耶利米書18:18</w:t>
+      </w:r>
+    </w:p>
+    <w:p>
+      <w:pPr>
+        <w:pStyle w:val="ListBullet"/>
+        <w:spacing w:line="240" w:lineRule="auto"/>
+        <w:ind w:left="720"/>
+      </w:pPr>
+      <w:r>
+        <w:rPr>
+          <w:lang w:val="zh_TW" w:bidi="zh_TW"/>
+        </w:rPr>
+      </w:r>
+      <w:r>
+        <w:rPr>
+          <w:lang w:val="zh_TW" w:bidi="zh_TW"/>
+        </w:rPr>
+        <w:t>馬太福音7:24</w:t>
+      </w:r>
     </w:p>
     <w:p>
       <w:pPr>

--- a/zht/docx/230.content.docx
+++ b/zht/docx/230.content.docx
@@ -1137,13 +1137,374 @@
         <w:rPr>
           <w:lang w:val="zh_TW" w:bidi="zh_TW"/>
         </w:rPr>
+        <w:t>，啟示，</w:t>
+      </w:r>
+      <w:r>
+        <w:rPr>
+          <w:lang w:val="zh_TW" w:bidi="zh_TW"/>
+        </w:rPr>
+        <w:t>理解</w:t>
+      </w:r>
+      <w:r>
+        <w:rPr>
+          <w:lang w:val="zh_TW" w:bidi="zh_TW"/>
+        </w:rPr>
         <w:t>，</w:t>
       </w:r>
       <w:r>
         <w:rPr>
           <w:lang w:val="zh_TW" w:bidi="zh_TW"/>
         </w:rPr>
-        <w:t>啟示</w:t>
+        <w:t>智慧</w:t>
+      </w:r>
+      <w:r>
+        <w:rPr>
+          <w:lang w:val="zh_TW" w:bidi="zh_TW"/>
+        </w:rPr>
+        <w:t>）</w:t>
+      </w:r>
+      <w:r>
+        <w:rPr>
+          <w:lang w:val="zh_TW" w:bidi="zh_TW"/>
+        </w:rPr>
+      </w:r>
+      <w:r>
+        <w:rPr>
+          <w:lang w:val="zh_TW" w:bidi="zh_TW"/>
+        </w:rPr>
+      </w:r>
+    </w:p>
+    <w:p>
+      <w:pPr/>
+      <w:r>
+        <w:rPr>
+          <w:lang w:val="zh_TW" w:bidi="zh_TW"/>
+        </w:rPr>
+      </w:r>
+    </w:p>
+    <w:p>
+      <w:pPr>
+        <w:pStyle w:val="Heading2"/>
+      </w:pPr>
+      <w:r>
+        <w:rPr>
+          <w:lang w:val="zh_TW" w:bidi="zh_TW"/>
+        </w:rPr>
+        <w:t>知道-關係</w:t>
+      </w:r>
+      <w:r>
+        <w:rPr>
+          <w:lang w:val="zh_TW" w:bidi="zh_TW"/>
+        </w:rPr>
+      </w:r>
+    </w:p>
+    <w:p>
+      <w:pPr>
+        <w:pStyle w:val="Heading3"/>
+      </w:pPr>
+      <w:r>
+        <w:rPr>
+          <w:lang w:val="zh_TW" w:bidi="zh_TW"/>
+        </w:rPr>
+        <w:t>定義：</w:t>
+      </w:r>
+    </w:p>
+    <w:p>
+      <w:pPr/>
+      <w:r>
+        <w:rPr>
+          <w:lang w:val="zh_TW" w:bidi="zh_TW"/>
+        </w:rPr>
+      </w:r>
+      <w:r>
+        <w:rPr>
+          <w:lang w:val="zh_TW" w:bidi="zh_TW"/>
+        </w:rPr>
+        <w:t>在這個意義上，「認識」、「知識」和「認識了」這些詞語意味著與某人有關係。</w:t>
+      </w:r>
+    </w:p>
+    <w:p>
+      <w:pPr>
+        <w:pStyle w:val="ListBullet"/>
+        <w:spacing w:line="240" w:lineRule="auto"/>
+        <w:ind w:left="720"/>
+      </w:pPr>
+      <w:r>
+        <w:rPr>
+          <w:lang w:val="zh_TW" w:bidi="zh_TW"/>
+        </w:rPr>
+      </w:r>
+      <w:r>
+        <w:rPr>
+          <w:lang w:val="zh_TW" w:bidi="zh_TW"/>
+        </w:rPr>
+        <w:t>「認識」神意味著與祂建立關係。這同樣適用於認識人。</w:t>
+      </w:r>
+    </w:p>
+    <w:p>
+      <w:pPr>
+        <w:pStyle w:val="ListBullet"/>
+        <w:spacing w:line="240" w:lineRule="auto"/>
+        <w:ind w:left="720"/>
+      </w:pPr>
+      <w:r>
+        <w:rPr>
+          <w:lang w:val="zh_TW" w:bidi="zh_TW"/>
+        </w:rPr>
+      </w:r>
+      <w:r>
+        <w:rPr>
+          <w:lang w:val="zh_TW" w:bidi="zh_TW"/>
+        </w:rPr>
+        <w:t>耶穌在馬太福音七章23節中說，在審判日，祂會對一些人說「我從來不認識你們」。說「我從來不認識你們」的意思是祂從未與他們有個人的關係。</w:t>
+      </w:r>
+    </w:p>
+    <w:p>
+      <w:pPr>
+        <w:pStyle w:val="ListBullet"/>
+        <w:spacing w:line="240" w:lineRule="auto"/>
+        <w:ind w:left="720"/>
+      </w:pPr>
+      <w:r>
+        <w:rPr>
+          <w:lang w:val="zh_TW" w:bidi="zh_TW"/>
+        </w:rPr>
+      </w:r>
+      <w:r>
+        <w:rPr>
+          <w:lang w:val="zh_TW" w:bidi="zh_TW"/>
+        </w:rPr>
+        <w:t>「認識神」有時被用作「敬畏雅巍（和合本譯為：耶和華）」的同義詞。</w:t>
+      </w:r>
+    </w:p>
+    <w:p>
+      <w:pPr>
+        <w:pStyle w:val="ListBullet"/>
+        <w:spacing w:line="240" w:lineRule="auto"/>
+        <w:ind w:left="720"/>
+      </w:pPr>
+      <w:r>
+        <w:rPr>
+          <w:lang w:val="zh_TW" w:bidi="zh_TW"/>
+        </w:rPr>
+      </w:r>
+      <w:r>
+        <w:rPr>
+          <w:lang w:val="zh_TW" w:bidi="zh_TW"/>
+        </w:rPr>
+        <w:t>當用於男人和女人時，「認識」通常是一種委婉用語，指的是發生性行為。</w:t>
+      </w:r>
+    </w:p>
+    <w:p>
+      <w:pPr>
+        <w:pStyle w:val="Heading3"/>
+      </w:pPr>
+      <w:r>
+        <w:rPr>
+          <w:lang w:val="zh_TW" w:bidi="zh_TW"/>
+        </w:rPr>
+        <w:t>翻譯相關建議</w:t>
+      </w:r>
+    </w:p>
+    <w:p>
+      <w:pPr>
+        <w:pStyle w:val="ListBullet"/>
+        <w:spacing w:line="240" w:lineRule="auto"/>
+        <w:ind w:left="720"/>
+      </w:pPr>
+      <w:r>
+        <w:rPr>
+          <w:lang w:val="zh_TW" w:bidi="zh_TW"/>
+        </w:rPr>
+      </w:r>
+      <w:r>
+        <w:rPr>
+          <w:lang w:val="zh_TW" w:bidi="zh_TW"/>
+        </w:rPr>
+        <w:t>根據上下文，「認識」的翻譯方式可以包括「熟識」、「熟悉」或「有關係」。</w:t>
+      </w:r>
+    </w:p>
+    <w:p>
+      <w:pPr>
+        <w:pStyle w:val="ListBullet"/>
+        <w:spacing w:line="240" w:lineRule="auto"/>
+        <w:ind w:left="720"/>
+      </w:pPr>
+      <w:r>
+        <w:rPr>
+          <w:lang w:val="zh_TW" w:bidi="zh_TW"/>
+        </w:rPr>
+      </w:r>
+      <w:r>
+        <w:rPr>
+          <w:lang w:val="zh_TW" w:bidi="zh_TW"/>
+        </w:rPr>
+        <w:t>有些語言對於「認識」有兩個不同的詞彙，一個用於知道事實，另一個用於認識一個人並與那個人建立關係。在翻譯「認識」這個詞的意思時，在此應該使用表示認識一個人並與那個人建立關係的詞彙。</w:t>
+      </w:r>
+    </w:p>
+    <w:p>
+      <w:pPr/>
+      <w:r>
+        <w:rPr>
+          <w:lang w:val="zh_TW" w:bidi="zh_TW"/>
+        </w:rPr>
+      </w:r>
+      <w:r>
+        <w:rPr>
+          <w:lang w:val="zh_TW" w:bidi="zh_TW"/>
+        </w:rPr>
+        <w:t>（另見：知道-信息，揭示）</w:t>
+      </w:r>
+      <w:r>
+        <w:rPr>
+          <w:lang w:val="zh_TW" w:bidi="zh_TW"/>
+        </w:rPr>
+      </w:r>
+      <w:r>
+        <w:rPr>
+          <w:lang w:val="zh_TW" w:bidi="zh_TW"/>
+        </w:rPr>
+      </w:r>
+    </w:p>
+    <w:p>
+      <w:pPr/>
+      <w:r>
+        <w:rPr>
+          <w:lang w:val="zh_TW" w:bidi="zh_TW"/>
+        </w:rPr>
+      </w:r>
+    </w:p>
+    <w:p>
+      <w:pPr>
+        <w:pStyle w:val="Heading2"/>
+      </w:pPr>
+      <w:r>
+        <w:rPr>
+          <w:lang w:val="zh_TW" w:bidi="zh_TW"/>
+        </w:rPr>
+        <w:t>執事</w:t>
+      </w:r>
+      <w:r>
+        <w:rPr>
+          <w:lang w:val="zh_TW" w:bidi="zh_TW"/>
+        </w:rPr>
+      </w:r>
+    </w:p>
+    <w:p>
+      <w:pPr>
+        <w:pStyle w:val="Heading3"/>
+      </w:pPr>
+      <w:r>
+        <w:rPr>
+          <w:lang w:val="zh_TW" w:bidi="zh_TW"/>
+        </w:rPr>
+        <w:t>定義：</w:t>
+      </w:r>
+    </w:p>
+    <w:p>
+      <w:pPr/>
+      <w:r>
+        <w:rPr>
+          <w:lang w:val="zh_TW" w:bidi="zh_TW"/>
+        </w:rPr>
+      </w:r>
+      <w:r>
+        <w:rPr>
+          <w:lang w:val="zh_TW" w:bidi="zh_TW"/>
+        </w:rPr>
+        <w:t>執事是在地方教會中服事的人，幫助其他信徒解決實際需求，例如食物或金錢。</w:t>
+      </w:r>
+    </w:p>
+    <w:p>
+      <w:pPr>
+        <w:pStyle w:val="ListBullet"/>
+        <w:spacing w:line="240" w:lineRule="auto"/>
+        <w:ind w:left="720"/>
+      </w:pPr>
+      <w:r>
+        <w:rPr>
+          <w:lang w:val="zh_TW" w:bidi="zh_TW"/>
+        </w:rPr>
+      </w:r>
+      <w:r>
+        <w:rPr>
+          <w:lang w:val="zh_TW" w:bidi="zh_TW"/>
+        </w:rPr>
+        <w:t>「執事」這個詞直接取自希臘文，意思是「僕人」或「事奉者」。</w:t>
+      </w:r>
+    </w:p>
+    <w:p>
+      <w:pPr>
+        <w:pStyle w:val="ListBullet"/>
+        <w:spacing w:line="240" w:lineRule="auto"/>
+        <w:ind w:left="720"/>
+      </w:pPr>
+      <w:r>
+        <w:rPr>
+          <w:lang w:val="zh_TW" w:bidi="zh_TW"/>
+        </w:rPr>
+      </w:r>
+      <w:r>
+        <w:rPr>
+          <w:lang w:val="zh_TW" w:bidi="zh_TW"/>
+        </w:rPr>
+        <w:t>從早期基督徒時代起，執事一直是教會團體中一個明確的角色和職分。</w:t>
+      </w:r>
+    </w:p>
+    <w:p>
+      <w:pPr>
+        <w:pStyle w:val="ListBullet"/>
+        <w:spacing w:line="240" w:lineRule="auto"/>
+        <w:ind w:left="720"/>
+      </w:pPr>
+      <w:r>
+        <w:rPr>
+          <w:lang w:val="zh_TW" w:bidi="zh_TW"/>
+        </w:rPr>
+      </w:r>
+      <w:r>
+        <w:rPr>
+          <w:lang w:val="zh_TW" w:bidi="zh_TW"/>
+        </w:rPr>
+        <w:t>例如，在新約中，執事會確保信徒們分享的金錢或食物能公平地分配給他們當中的寡婦</w:t>
+      </w:r>
+    </w:p>
+    <w:p>
+      <w:pPr>
+        <w:pStyle w:val="ListBullet"/>
+        <w:spacing w:line="240" w:lineRule="auto"/>
+        <w:ind w:left="720"/>
+      </w:pPr>
+      <w:r>
+        <w:rPr>
+          <w:lang w:val="zh_TW" w:bidi="zh_TW"/>
+        </w:rPr>
+      </w:r>
+      <w:r>
+        <w:rPr>
+          <w:lang w:val="zh_TW" w:bidi="zh_TW"/>
+        </w:rPr>
+        <w:t>「執事」這個詞也可以翻譯為「教會事奉人員」、「教會工人」或「教會僕人」，或其它一些能表達該人已被正式任命來執行特定任務以造福當地基督教群體的短語。</w:t>
+      </w:r>
+    </w:p>
+    <w:p>
+      <w:pPr/>
+      <w:r>
+        <w:rPr>
+          <w:lang w:val="zh_TW" w:bidi="zh_TW"/>
+        </w:rPr>
+      </w:r>
+      <w:r>
+        <w:rPr>
+          <w:lang w:val="zh_TW" w:bidi="zh_TW"/>
+        </w:rPr>
+        <w:t>（另見：</w:t>
+      </w:r>
+      <w:r>
+        <w:rPr>
+          <w:lang w:val="zh_TW" w:bidi="zh_TW"/>
+        </w:rPr>
+        <w:t>服事</w:t>
       </w:r>
       <w:r>
         <w:rPr>
@@ -1155,14 +1516,1161 @@
         <w:rPr>
           <w:lang w:val="zh_TW" w:bidi="zh_TW"/>
         </w:rPr>
-        <w:t>理解</w:t>
-      </w:r>
-      <w:r>
-        <w:rPr>
-          <w:lang w:val="zh_TW" w:bidi="zh_TW"/>
-        </w:rPr>
-        <w:t>，</w:t>
-      </w:r>
+        <w:t>僕人</w:t>
+      </w:r>
+      <w:r>
+        <w:rPr>
+          <w:lang w:val="zh_TW" w:bidi="zh_TW"/>
+        </w:rPr>
+        <w:t>）</w:t>
+      </w:r>
+    </w:p>
+    <w:p>
+      <w:pPr>
+        <w:pStyle w:val="Heading3"/>
+      </w:pPr>
+      <w:r>
+        <w:rPr>
+          <w:lang w:val="zh_TW" w:bidi="zh_TW"/>
+        </w:rPr>
+        <w:t>參考經文：</w:t>
+      </w:r>
+    </w:p>
+    <w:p>
+      <w:pPr>
+        <w:pStyle w:val="ListBullet"/>
+        <w:spacing w:line="240" w:lineRule="auto"/>
+        <w:ind w:left="720"/>
+      </w:pPr>
+      <w:r>
+        <w:rPr>
+          <w:lang w:val="zh_TW" w:bidi="zh_TW"/>
+        </w:rPr>
+      </w:r>
+      <w:r>
+        <w:rPr>
+          <w:lang w:val="zh_TW" w:bidi="zh_TW"/>
+        </w:rPr>
+        <w:t>提摩太前書3:10</w:t>
+      </w:r>
+    </w:p>
+    <w:p>
+      <w:pPr>
+        <w:pStyle w:val="ListBullet"/>
+        <w:spacing w:line="240" w:lineRule="auto"/>
+        <w:ind w:left="720"/>
+      </w:pPr>
+      <w:r>
+        <w:rPr>
+          <w:lang w:val="zh_TW" w:bidi="zh_TW"/>
+        </w:rPr>
+      </w:r>
+      <w:r>
+        <w:rPr>
+          <w:lang w:val="zh_TW" w:bidi="zh_TW"/>
+        </w:rPr>
+        <w:t>提摩太前書3:13</w:t>
+      </w:r>
+    </w:p>
+    <w:p>
+      <w:pPr>
+        <w:pStyle w:val="ListBullet"/>
+        <w:spacing w:line="240" w:lineRule="auto"/>
+        <w:ind w:left="720"/>
+      </w:pPr>
+      <w:r>
+        <w:rPr>
+          <w:lang w:val="zh_TW" w:bidi="zh_TW"/>
+        </w:rPr>
+      </w:r>
+      <w:r>
+        <w:rPr>
+          <w:lang w:val="zh_TW" w:bidi="zh_TW"/>
+        </w:rPr>
+        <w:t>腓立比書1:1</w:t>
+      </w:r>
+    </w:p>
+    <w:p>
+      <w:pPr>
+        <w:pStyle w:val="Heading3"/>
+      </w:pPr>
+      <w:r>
+        <w:rPr>
+          <w:lang w:val="zh_TW" w:bidi="zh_TW"/>
+        </w:rPr>
+        <w:t>原文參照：</w:t>
+      </w:r>
+    </w:p>
+    <w:p>
+      <w:pPr>
+        <w:pStyle w:val="ListBullet"/>
+        <w:spacing w:line="240" w:lineRule="auto"/>
+        <w:ind w:left="720"/>
+      </w:pPr>
+      <w:r>
+        <w:rPr>
+          <w:lang w:val="zh_TW" w:bidi="zh_TW"/>
+        </w:rPr>
+      </w:r>
+      <w:r>
+        <w:rPr>
+          <w:lang w:val="zh_TW" w:bidi="zh_TW"/>
+        </w:rPr>
+        <w:t>史特朗號：G12490</w:t>
+      </w:r>
+      <w:r>
+        <w:rPr>
+          <w:lang w:val="zh_TW" w:bidi="zh_TW"/>
+        </w:rPr>
+      </w:r>
+      <w:r>
+        <w:rPr>
+          <w:lang w:val="zh_TW" w:bidi="zh_TW"/>
+        </w:rPr>
+      </w:r>
+    </w:p>
+    <w:p>
+      <w:pPr/>
+      <w:r>
+        <w:rPr>
+          <w:lang w:val="zh_TW" w:bidi="zh_TW"/>
+        </w:rPr>
+      </w:r>
+    </w:p>
+    <w:p>
+      <w:pPr>
+        <w:pStyle w:val="Heading2"/>
+      </w:pPr>
+      <w:r>
+        <w:rPr>
+          <w:lang w:val="zh_TW" w:bidi="zh_TW"/>
+        </w:rPr>
+        <w:t>指派</w:t>
+      </w:r>
+      <w:r>
+        <w:rPr>
+          <w:lang w:val="zh_TW" w:bidi="zh_TW"/>
+        </w:rPr>
+      </w:r>
+    </w:p>
+    <w:p>
+      <w:pPr>
+        <w:pStyle w:val="Heading3"/>
+      </w:pPr>
+      <w:r>
+        <w:rPr>
+          <w:lang w:val="zh_TW" w:bidi="zh_TW"/>
+        </w:rPr>
+        <w:t>定義：</w:t>
+      </w:r>
+    </w:p>
+    <w:p>
+      <w:pPr/>
+      <w:r>
+        <w:rPr>
+          <w:lang w:val="zh_TW" w:bidi="zh_TW"/>
+        </w:rPr>
+      </w:r>
+      <w:r>
+        <w:rPr>
+          <w:lang w:val="zh_TW" w:bidi="zh_TW"/>
+        </w:rPr>
+        <w:t>「指派（assign）」或「被指派（assigned）」一詞是指</w:t>
+      </w:r>
+      <w:r>
+        <w:rPr>
+          <w:lang w:val="zh_TW" w:bidi="zh_TW"/>
+        </w:rPr>
+        <w:t>分派、被指派</w:t>
+      </w:r>
+      <w:r>
+        <w:rPr>
+          <w:lang w:val="zh_TW" w:bidi="zh_TW"/>
+        </w:rPr>
+        <w:t>某人執行特定任務或指定某物提供給一個或多個人。</w:t>
+      </w:r>
+    </w:p>
+    <w:p>
+      <w:pPr>
+        <w:pStyle w:val="ListBullet"/>
+        <w:spacing w:line="240" w:lineRule="auto"/>
+        <w:ind w:left="720"/>
+      </w:pPr>
+      <w:r>
+        <w:rPr>
+          <w:lang w:val="zh_TW" w:bidi="zh_TW"/>
+        </w:rPr>
+      </w:r>
+      <w:r>
+        <w:rPr>
+          <w:lang w:val="zh_TW" w:bidi="zh_TW"/>
+        </w:rPr>
+        <w:t>先知撒母耳預言掃羅王會「指派」以色列最優秀的年輕人服役於軍隊。</w:t>
+      </w:r>
+    </w:p>
+    <w:p>
+      <w:pPr>
+        <w:pStyle w:val="ListBullet"/>
+        <w:spacing w:line="240" w:lineRule="auto"/>
+        <w:ind w:left="720"/>
+      </w:pPr>
+      <w:r>
+        <w:rPr>
+          <w:lang w:val="zh_TW" w:bidi="zh_TW"/>
+        </w:rPr>
+      </w:r>
+      <w:r>
+        <w:rPr>
+          <w:lang w:val="zh_TW" w:bidi="zh_TW"/>
+        </w:rPr>
+        <w:t>摩西「指派」給以色列十二支派中每個支派一部分迦南的土地，供他們居住。</w:t>
+      </w:r>
+    </w:p>
+    <w:p>
+      <w:pPr>
+        <w:pStyle w:val="ListBullet"/>
+        <w:spacing w:line="240" w:lineRule="auto"/>
+        <w:ind w:left="720"/>
+      </w:pPr>
+      <w:r>
+        <w:rPr>
+          <w:lang w:val="zh_TW" w:bidi="zh_TW"/>
+        </w:rPr>
+      </w:r>
+      <w:r>
+        <w:rPr>
+          <w:lang w:val="zh_TW" w:bidi="zh_TW"/>
+        </w:rPr>
+        <w:t>根據舊約律法，以色列的某些支派被派擔任祭司、藝術家、歌唱者和建造者。</w:t>
+      </w:r>
+    </w:p>
+    <w:p>
+      <w:pPr>
+        <w:pStyle w:val="ListBullet"/>
+        <w:spacing w:line="240" w:lineRule="auto"/>
+        <w:ind w:left="720"/>
+      </w:pPr>
+      <w:r>
+        <w:rPr>
+          <w:lang w:val="zh_TW" w:bidi="zh_TW"/>
+        </w:rPr>
+      </w:r>
+      <w:r>
+        <w:rPr>
+          <w:lang w:val="zh_TW" w:bidi="zh_TW"/>
+        </w:rPr>
+        <w:t>根據上下文，「指派」可以翻譯為「給予（give）」或「分派（appoint）」或「選擇負責某項任務」。</w:t>
+      </w:r>
+    </w:p>
+    <w:p>
+      <w:pPr>
+        <w:pStyle w:val="ListBullet"/>
+        <w:spacing w:line="240" w:lineRule="auto"/>
+        <w:ind w:left="720"/>
+      </w:pPr>
+      <w:r>
+        <w:rPr>
+          <w:lang w:val="zh_TW" w:bidi="zh_TW"/>
+        </w:rPr>
+      </w:r>
+      <w:r>
+        <w:rPr>
+          <w:lang w:val="zh_TW" w:bidi="zh_TW"/>
+        </w:rPr>
+        <w:t>「被指派（assigned）」這個詞可以翻譯為「被差派」或「被授予任務」。</w:t>
+      </w:r>
+    </w:p>
+    <w:p>
+      <w:pPr/>
+      <w:r>
+        <w:rPr>
+          <w:lang w:val="zh_TW" w:bidi="zh_TW"/>
+        </w:rPr>
+      </w:r>
+      <w:r>
+        <w:rPr>
+          <w:lang w:val="zh_TW" w:bidi="zh_TW"/>
+        </w:rPr>
+        <w:t>（翻譯相關建議：翻譯名字）</w:t>
+      </w:r>
+    </w:p>
+    <w:p>
+      <w:pPr/>
+      <w:r>
+        <w:rPr>
+          <w:lang w:val="zh_TW" w:bidi="zh_TW"/>
+        </w:rPr>
+      </w:r>
+      <w:r>
+        <w:rPr>
+          <w:lang w:val="zh_TW" w:bidi="zh_TW"/>
+        </w:rPr>
+        <w:t>（另見：</w:t>
+      </w:r>
+      <w:r>
+        <w:rPr>
+          <w:lang w:val="zh_TW" w:bidi="zh_TW"/>
+        </w:rPr>
+        <w:t>分派</w:t>
+      </w:r>
+      <w:r>
+        <w:rPr>
+          <w:lang w:val="zh_TW" w:bidi="zh_TW"/>
+        </w:rPr>
+        <w:t>、</w:t>
+      </w:r>
+      <w:r>
+        <w:rPr>
+          <w:lang w:val="zh_TW" w:bidi="zh_TW"/>
+        </w:rPr>
+        <w:t>撒母耳</w:t>
+      </w:r>
+      <w:r>
+        <w:rPr>
+          <w:lang w:val="zh_TW" w:bidi="zh_TW"/>
+        </w:rPr>
+        <w:t>、</w:t>
+      </w:r>
+      <w:r>
+        <w:rPr>
+          <w:lang w:val="zh_TW" w:bidi="zh_TW"/>
+        </w:rPr>
+        <w:t>掃羅（舊約）</w:t>
+      </w:r>
+      <w:r>
+        <w:rPr>
+          <w:lang w:val="zh_TW" w:bidi="zh_TW"/>
+        </w:rPr>
+        <w:t>）</w:t>
+      </w:r>
+    </w:p>
+    <w:p>
+      <w:pPr>
+        <w:pStyle w:val="Heading3"/>
+      </w:pPr>
+      <w:r>
+        <w:rPr>
+          <w:lang w:val="zh_TW" w:bidi="zh_TW"/>
+        </w:rPr>
+        <w:t>參考經文：</w:t>
+      </w:r>
+    </w:p>
+    <w:p>
+      <w:pPr>
+        <w:pStyle w:val="ListBullet"/>
+        <w:spacing w:line="240" w:lineRule="auto"/>
+        <w:ind w:left="720"/>
+      </w:pPr>
+      <w:r>
+        <w:rPr>
+          <w:lang w:val="zh_TW" w:bidi="zh_TW"/>
+        </w:rPr>
+      </w:r>
+      <w:r>
+        <w:rPr>
+          <w:lang w:val="zh_TW" w:bidi="zh_TW"/>
+        </w:rPr>
+        <w:t>歷代志上6:48</w:t>
+      </w:r>
+    </w:p>
+    <w:p>
+      <w:pPr>
+        <w:pStyle w:val="ListBullet"/>
+        <w:spacing w:line="240" w:lineRule="auto"/>
+        <w:ind w:left="720"/>
+      </w:pPr>
+      <w:r>
+        <w:rPr>
+          <w:lang w:val="zh_TW" w:bidi="zh_TW"/>
+        </w:rPr>
+      </w:r>
+      <w:r>
+        <w:rPr>
+          <w:lang w:val="zh_TW" w:bidi="zh_TW"/>
+        </w:rPr>
+        <w:t>但以理書12:13</w:t>
+      </w:r>
+    </w:p>
+    <w:p>
+      <w:pPr>
+        <w:pStyle w:val="ListBullet"/>
+        <w:spacing w:line="240" w:lineRule="auto"/>
+        <w:ind w:left="720"/>
+      </w:pPr>
+      <w:r>
+        <w:rPr>
+          <w:lang w:val="zh_TW" w:bidi="zh_TW"/>
+        </w:rPr>
+      </w:r>
+      <w:r>
+        <w:rPr>
+          <w:lang w:val="zh_TW" w:bidi="zh_TW"/>
+        </w:rPr>
+        <w:t>耶利米書43:11</w:t>
+      </w:r>
+    </w:p>
+    <w:p>
+      <w:pPr>
+        <w:pStyle w:val="ListBullet"/>
+        <w:spacing w:line="240" w:lineRule="auto"/>
+        <w:ind w:left="720"/>
+      </w:pPr>
+      <w:r>
+        <w:rPr>
+          <w:lang w:val="zh_TW" w:bidi="zh_TW"/>
+        </w:rPr>
+      </w:r>
+      <w:r>
+        <w:rPr>
+          <w:lang w:val="zh_TW" w:bidi="zh_TW"/>
+        </w:rPr>
+        <w:t>約書亞記18:2</w:t>
+      </w:r>
+    </w:p>
+    <w:p>
+      <w:pPr>
+        <w:pStyle w:val="ListBullet"/>
+        <w:spacing w:line="240" w:lineRule="auto"/>
+        <w:ind w:left="720"/>
+      </w:pPr>
+      <w:r>
+        <w:rPr>
+          <w:lang w:val="zh_TW" w:bidi="zh_TW"/>
+        </w:rPr>
+      </w:r>
+      <w:r>
+        <w:rPr>
+          <w:lang w:val="zh_TW" w:bidi="zh_TW"/>
+        </w:rPr>
+        <w:t>民數記4:27–28</w:t>
+      </w:r>
+    </w:p>
+    <w:p>
+      <w:pPr>
+        <w:pStyle w:val="ListBullet"/>
+        <w:spacing w:line="240" w:lineRule="auto"/>
+        <w:ind w:left="720"/>
+      </w:pPr>
+      <w:r>
+        <w:rPr>
+          <w:lang w:val="zh_TW" w:bidi="zh_TW"/>
+        </w:rPr>
+      </w:r>
+      <w:r>
+        <w:rPr>
+          <w:lang w:val="zh_TW" w:bidi="zh_TW"/>
+        </w:rPr>
+        <w:t>詩篇78:55</w:t>
+      </w:r>
+    </w:p>
+    <w:p>
+      <w:pPr>
+        <w:pStyle w:val="Heading3"/>
+      </w:pPr>
+      <w:r>
+        <w:rPr>
+          <w:lang w:val="zh_TW" w:bidi="zh_TW"/>
+        </w:rPr>
+        <w:t>原文參照：</w:t>
+      </w:r>
+    </w:p>
+    <w:p>
+      <w:pPr>
+        <w:pStyle w:val="ListBullet"/>
+        <w:spacing w:line="240" w:lineRule="auto"/>
+        <w:ind w:left="720"/>
+      </w:pPr>
+      <w:r>
+        <w:rPr>
+          <w:lang w:val="zh_TW" w:bidi="zh_TW"/>
+        </w:rPr>
+      </w:r>
+      <w:r>
+        <w:rPr>
+          <w:lang w:val="zh_TW" w:bidi="zh_TW"/>
+        </w:rPr>
+        <w:t>史特朗號：H2506，H3335，H4487，H4941，H5157，H5307，H5414，H5596，H5975，H6485，H7760，G33070</w:t>
+      </w:r>
+      <w:r>
+        <w:rPr>
+          <w:lang w:val="zh_TW" w:bidi="zh_TW"/>
+        </w:rPr>
+      </w:r>
+      <w:r>
+        <w:rPr>
+          <w:lang w:val="zh_TW" w:bidi="zh_TW"/>
+        </w:rPr>
+      </w:r>
+    </w:p>
+    <w:p>
+      <w:pPr/>
+      <w:r>
+        <w:rPr>
+          <w:lang w:val="zh_TW" w:bidi="zh_TW"/>
+        </w:rPr>
+      </w:r>
+    </w:p>
+    <w:p>
+      <w:pPr>
+        <w:pStyle w:val="Heading2"/>
+      </w:pPr>
+      <w:r>
+        <w:rPr>
+          <w:lang w:val="zh_TW" w:bidi="zh_TW"/>
+        </w:rPr>
+        <w:t>至高者</w:t>
+      </w:r>
+      <w:r>
+        <w:rPr>
+          <w:lang w:val="zh_TW" w:bidi="zh_TW"/>
+        </w:rPr>
+      </w:r>
+    </w:p>
+    <w:p>
+      <w:pPr>
+        <w:pStyle w:val="Heading3"/>
+      </w:pPr>
+      <w:r>
+        <w:rPr>
+          <w:lang w:val="zh_TW" w:bidi="zh_TW"/>
+        </w:rPr>
+        <w:t>定義：</w:t>
+      </w:r>
+    </w:p>
+    <w:p>
+      <w:pPr/>
+      <w:r>
+        <w:rPr>
+          <w:lang w:val="zh_TW" w:bidi="zh_TW"/>
+        </w:rPr>
+      </w:r>
+      <w:r>
+        <w:rPr>
+          <w:lang w:val="zh_TW" w:bidi="zh_TW"/>
+        </w:rPr>
+        <w:t>「至高者」這個稱號是用來稱呼神的。它指的是祂的偉大或權柄。</w:t>
+      </w:r>
+    </w:p>
+    <w:p>
+      <w:pPr>
+        <w:pStyle w:val="ListBullet"/>
+        <w:spacing w:line="240" w:lineRule="auto"/>
+        <w:ind w:left="720"/>
+      </w:pPr>
+      <w:r>
+        <w:rPr>
+          <w:lang w:val="zh_TW" w:bidi="zh_TW"/>
+        </w:rPr>
+      </w:r>
+      <w:r>
+        <w:rPr>
+          <w:lang w:val="zh_TW" w:bidi="zh_TW"/>
+        </w:rPr>
+        <w:t>這個詞語的意思類似於「至高無上」或「至尊」。</w:t>
+      </w:r>
+    </w:p>
+    <w:p>
+      <w:pPr>
+        <w:pStyle w:val="ListBullet"/>
+        <w:spacing w:line="240" w:lineRule="auto"/>
+        <w:ind w:left="720"/>
+      </w:pPr>
+      <w:r>
+        <w:rPr>
+          <w:lang w:val="zh_TW" w:bidi="zh_TW"/>
+        </w:rPr>
+      </w:r>
+      <w:r>
+        <w:rPr>
+          <w:lang w:val="zh_TW" w:bidi="zh_TW"/>
+        </w:rPr>
+        <w:t>這個稱號中的「高」字並不是指物理上的高度或距離，而是指偉大。</w:t>
+      </w:r>
+    </w:p>
+    <w:p>
+      <w:pPr>
+        <w:pStyle w:val="Heading3"/>
+      </w:pPr>
+      <w:r>
+        <w:rPr>
+          <w:lang w:val="zh_TW" w:bidi="zh_TW"/>
+        </w:rPr>
+        <w:t>翻譯相關建議：</w:t>
+      </w:r>
+    </w:p>
+    <w:p>
+      <w:pPr>
+        <w:pStyle w:val="ListBullet"/>
+        <w:spacing w:line="240" w:lineRule="auto"/>
+        <w:ind w:left="720"/>
+      </w:pPr>
+      <w:r>
+        <w:rPr>
+          <w:lang w:val="zh_TW" w:bidi="zh_TW"/>
+        </w:rPr>
+      </w:r>
+      <w:r>
+        <w:rPr>
+          <w:lang w:val="zh_TW" w:bidi="zh_TW"/>
+        </w:rPr>
+        <w:t>這個詞也可以翻譯為「至高的神」或「至尊的存在」或「神至高者」或「最偉大的」或「至尊的」或「超越一切的神」。</w:t>
+      </w:r>
+    </w:p>
+    <w:p>
+      <w:pPr>
+        <w:pStyle w:val="ListBullet"/>
+        <w:spacing w:line="240" w:lineRule="auto"/>
+        <w:ind w:left="720"/>
+      </w:pPr>
+      <w:r>
+        <w:rPr>
+          <w:lang w:val="zh_TW" w:bidi="zh_TW"/>
+        </w:rPr>
+      </w:r>
+      <w:r>
+        <w:rPr>
+          <w:lang w:val="zh_TW" w:bidi="zh_TW"/>
+        </w:rPr>
+        <w:t>如果使用像「高」這樣的詞，請確保它不是指身體上的高或高大。</w:t>
+      </w:r>
+    </w:p>
+    <w:p>
+      <w:pPr/>
+      <w:r>
+        <w:rPr>
+          <w:lang w:val="zh_TW" w:bidi="zh_TW"/>
+        </w:rPr>
+      </w:r>
+      <w:r>
+        <w:rPr>
+          <w:lang w:val="zh_TW" w:bidi="zh_TW"/>
+        </w:rPr>
+        <w:t>（另見：</w:t>
+      </w:r>
+      <w:r>
+        <w:rPr>
+          <w:lang w:val="zh_TW" w:bidi="zh_TW"/>
+        </w:rPr>
+        <w:t>神</w:t>
+      </w:r>
+      <w:r>
+        <w:rPr>
+          <w:lang w:val="zh_TW" w:bidi="zh_TW"/>
+        </w:rPr>
+        <w:t>）</w:t>
+      </w:r>
+    </w:p>
+    <w:p>
+      <w:pPr>
+        <w:pStyle w:val="Heading3"/>
+      </w:pPr>
+      <w:r>
+        <w:rPr>
+          <w:lang w:val="zh_TW" w:bidi="zh_TW"/>
+        </w:rPr>
+        <w:t>參考經文：</w:t>
+      </w:r>
+    </w:p>
+    <w:p>
+      <w:pPr>
+        <w:pStyle w:val="ListBullet"/>
+        <w:spacing w:line="240" w:lineRule="auto"/>
+        <w:ind w:left="720"/>
+      </w:pPr>
+      <w:r>
+        <w:rPr>
+          <w:lang w:val="zh_TW" w:bidi="zh_TW"/>
+        </w:rPr>
+      </w:r>
+      <w:r>
+        <w:rPr>
+          <w:lang w:val="zh_TW" w:bidi="zh_TW"/>
+        </w:rPr>
+        <w:t>使徒行傳7:47–50</w:t>
+      </w:r>
+    </w:p>
+    <w:p>
+      <w:pPr>
+        <w:pStyle w:val="ListBullet"/>
+        <w:spacing w:line="240" w:lineRule="auto"/>
+        <w:ind w:left="720"/>
+      </w:pPr>
+      <w:r>
+        <w:rPr>
+          <w:lang w:val="zh_TW" w:bidi="zh_TW"/>
+        </w:rPr>
+      </w:r>
+      <w:r>
+        <w:rPr>
+          <w:lang w:val="zh_TW" w:bidi="zh_TW"/>
+        </w:rPr>
+        <w:t>使徒行傳16:16–18</w:t>
+      </w:r>
+    </w:p>
+    <w:p>
+      <w:pPr>
+        <w:pStyle w:val="ListBullet"/>
+        <w:spacing w:line="240" w:lineRule="auto"/>
+        <w:ind w:left="720"/>
+      </w:pPr>
+      <w:r>
+        <w:rPr>
+          <w:lang w:val="zh_TW" w:bidi="zh_TW"/>
+        </w:rPr>
+      </w:r>
+      <w:r>
+        <w:rPr>
+          <w:lang w:val="zh_TW" w:bidi="zh_TW"/>
+        </w:rPr>
+        <w:t>但以理書4:17–18</w:t>
+      </w:r>
+    </w:p>
+    <w:p>
+      <w:pPr>
+        <w:pStyle w:val="ListBullet"/>
+        <w:spacing w:line="240" w:lineRule="auto"/>
+        <w:ind w:left="720"/>
+      </w:pPr>
+      <w:r>
+        <w:rPr>
+          <w:lang w:val="zh_TW" w:bidi="zh_TW"/>
+        </w:rPr>
+      </w:r>
+      <w:r>
+        <w:rPr>
+          <w:lang w:val="zh_TW" w:bidi="zh_TW"/>
+        </w:rPr>
+        <w:t>申命記32:7–8</w:t>
+      </w:r>
+    </w:p>
+    <w:p>
+      <w:pPr>
+        <w:pStyle w:val="ListBullet"/>
+        <w:spacing w:line="240" w:lineRule="auto"/>
+        <w:ind w:left="720"/>
+      </w:pPr>
+      <w:r>
+        <w:rPr>
+          <w:lang w:val="zh_TW" w:bidi="zh_TW"/>
+        </w:rPr>
+      </w:r>
+      <w:r>
+        <w:rPr>
+          <w:lang w:val="zh_TW" w:bidi="zh_TW"/>
+        </w:rPr>
+        <w:t>創世記14:17–18</w:t>
+      </w:r>
+    </w:p>
+    <w:p>
+      <w:pPr>
+        <w:pStyle w:val="ListBullet"/>
+        <w:spacing w:line="240" w:lineRule="auto"/>
+        <w:ind w:left="720"/>
+      </w:pPr>
+      <w:r>
+        <w:rPr>
+          <w:lang w:val="zh_TW" w:bidi="zh_TW"/>
+        </w:rPr>
+      </w:r>
+      <w:r>
+        <w:rPr>
+          <w:lang w:val="zh_TW" w:bidi="zh_TW"/>
+        </w:rPr>
+        <w:t>希伯來書7:1–3</w:t>
+      </w:r>
+    </w:p>
+    <w:p>
+      <w:pPr>
+        <w:pStyle w:val="ListBullet"/>
+        <w:spacing w:line="240" w:lineRule="auto"/>
+        <w:ind w:left="720"/>
+      </w:pPr>
+      <w:r>
+        <w:rPr>
+          <w:lang w:val="zh_TW" w:bidi="zh_TW"/>
+        </w:rPr>
+      </w:r>
+      <w:r>
+        <w:rPr>
+          <w:lang w:val="zh_TW" w:bidi="zh_TW"/>
+        </w:rPr>
+        <w:t>何西阿書7:16</w:t>
+      </w:r>
+    </w:p>
+    <w:p>
+      <w:pPr>
+        <w:pStyle w:val="ListBullet"/>
+        <w:spacing w:line="240" w:lineRule="auto"/>
+        <w:ind w:left="720"/>
+      </w:pPr>
+      <w:r>
+        <w:rPr>
+          <w:lang w:val="zh_TW" w:bidi="zh_TW"/>
+        </w:rPr>
+      </w:r>
+      <w:r>
+        <w:rPr>
+          <w:lang w:val="zh_TW" w:bidi="zh_TW"/>
+        </w:rPr>
+        <w:t>耶利米哀歌3:35</w:t>
+      </w:r>
+    </w:p>
+    <w:p>
+      <w:pPr>
+        <w:pStyle w:val="ListBullet"/>
+        <w:spacing w:line="240" w:lineRule="auto"/>
+        <w:ind w:left="720"/>
+      </w:pPr>
+      <w:r>
+        <w:rPr>
+          <w:lang w:val="zh_TW" w:bidi="zh_TW"/>
+        </w:rPr>
+      </w:r>
+      <w:r>
+        <w:rPr>
+          <w:lang w:val="zh_TW" w:bidi="zh_TW"/>
+        </w:rPr>
+        <w:t>路加福音1:32</w:t>
+      </w:r>
+    </w:p>
+    <w:p>
+      <w:pPr>
+        <w:pStyle w:val="Heading3"/>
+      </w:pPr>
+      <w:r>
+        <w:rPr>
+          <w:lang w:val="zh_TW" w:bidi="zh_TW"/>
+        </w:rPr>
+        <w:t>原文參照：</w:t>
+      </w:r>
+    </w:p>
+    <w:p>
+      <w:pPr>
+        <w:pStyle w:val="ListBullet"/>
+        <w:spacing w:line="240" w:lineRule="auto"/>
+        <w:ind w:left="720"/>
+      </w:pPr>
+      <w:r>
+        <w:rPr>
+          <w:lang w:val="zh_TW" w:bidi="zh_TW"/>
+        </w:rPr>
+      </w:r>
+      <w:r>
+        <w:rPr>
+          <w:lang w:val="zh_TW" w:bidi="zh_TW"/>
+        </w:rPr>
+        <w:t>史特朗號：H5945，G53100</w:t>
+      </w:r>
+      <w:r>
+        <w:rPr>
+          <w:lang w:val="zh_TW" w:bidi="zh_TW"/>
+        </w:rPr>
+      </w:r>
+      <w:r>
+        <w:rPr>
+          <w:lang w:val="zh_TW" w:bidi="zh_TW"/>
+        </w:rPr>
+      </w:r>
+    </w:p>
+    <w:p>
+      <w:pPr/>
+      <w:r>
+        <w:rPr>
+          <w:lang w:val="zh_TW" w:bidi="zh_TW"/>
+        </w:rPr>
+      </w:r>
+    </w:p>
+    <w:p>
+      <w:pPr>
+        <w:pStyle w:val="Heading2"/>
+      </w:pPr>
+      <w:r>
+        <w:rPr>
+          <w:lang w:val="zh_TW" w:bidi="zh_TW"/>
+        </w:rPr>
+        <w:t>治理</w:t>
+      </w:r>
+      <w:r>
+        <w:rPr>
+          <w:lang w:val="zh_TW" w:bidi="zh_TW"/>
+        </w:rPr>
+      </w:r>
+    </w:p>
+    <w:p>
+      <w:pPr>
+        <w:pStyle w:val="Heading3"/>
+      </w:pPr>
+      <w:r>
+        <w:rPr>
+          <w:lang w:val="zh_TW" w:bidi="zh_TW"/>
+        </w:rPr>
+        <w:t>定義：</w:t>
+      </w:r>
+    </w:p>
+    <w:p>
+      <w:pPr/>
+      <w:r>
+        <w:rPr>
+          <w:lang w:val="zh_TW" w:bidi="zh_TW"/>
+        </w:rPr>
+      </w:r>
+      <w:r>
+        <w:rPr>
+          <w:lang w:val="zh_TW" w:bidi="zh_TW"/>
+        </w:rPr>
+        <w:t>「治理」一詞是指統治特定國家或王國的百姓。王治理的時間是指他在位的時間。</w:t>
+      </w:r>
+    </w:p>
+    <w:p>
+      <w:pPr>
+        <w:pStyle w:val="ListBullet"/>
+        <w:spacing w:line="240" w:lineRule="auto"/>
+        <w:ind w:left="720"/>
+      </w:pPr>
+      <w:r>
+        <w:rPr>
+          <w:lang w:val="zh_TW" w:bidi="zh_TW"/>
+        </w:rPr>
+      </w:r>
+      <w:r>
+        <w:rPr>
+          <w:lang w:val="zh_TW" w:bidi="zh_TW"/>
+        </w:rPr>
+        <w:t>「治理」一詞也用來指神作為君王治理整個世界。</w:t>
+      </w:r>
+    </w:p>
+    <w:p>
+      <w:pPr>
+        <w:pStyle w:val="ListBullet"/>
+        <w:spacing w:line="240" w:lineRule="auto"/>
+        <w:ind w:left="720"/>
+      </w:pPr>
+      <w:r>
+        <w:rPr>
+          <w:lang w:val="zh_TW" w:bidi="zh_TW"/>
+        </w:rPr>
+      </w:r>
+      <w:r>
+        <w:rPr>
+          <w:lang w:val="zh_TW" w:bidi="zh_TW"/>
+        </w:rPr>
+        <w:t>神允許人類君王治理以色列，因為百姓拒絕祂作他們的王。</w:t>
+      </w:r>
+    </w:p>
+    <w:p>
+      <w:pPr>
+        <w:pStyle w:val="ListBullet"/>
+        <w:spacing w:line="240" w:lineRule="auto"/>
+        <w:ind w:left="720"/>
+      </w:pPr>
+      <w:r>
+        <w:rPr>
+          <w:lang w:val="zh_TW" w:bidi="zh_TW"/>
+        </w:rPr>
+      </w:r>
+      <w:r>
+        <w:rPr>
+          <w:lang w:val="zh_TW" w:bidi="zh_TW"/>
+        </w:rPr>
+        <w:t>當耶穌基督再來時，祂會公開作王治理全世界，基督徒將與祂一同作王。</w:t>
+      </w:r>
+    </w:p>
+    <w:p>
+      <w:pPr>
+        <w:pStyle w:val="ListBullet"/>
+        <w:spacing w:line="240" w:lineRule="auto"/>
+        <w:ind w:left="720"/>
+      </w:pPr>
+      <w:r>
+        <w:rPr>
+          <w:lang w:val="zh_TW" w:bidi="zh_TW"/>
+        </w:rPr>
+      </w:r>
+      <w:r>
+        <w:rPr>
+          <w:lang w:val="zh_TW" w:bidi="zh_TW"/>
+        </w:rPr>
+        <w:t>這個詞也可以翻譯為「絕對統治」或「像王一樣統治」。</w:t>
+      </w:r>
+    </w:p>
+    <w:p>
+      <w:pPr/>
+      <w:r>
+        <w:rPr>
+          <w:lang w:val="zh_TW" w:bidi="zh_TW"/>
+        </w:rPr>
+      </w:r>
+      <w:r>
+        <w:rPr>
+          <w:lang w:val="zh_TW" w:bidi="zh_TW"/>
+        </w:rPr>
+        <w:t>（另見：</w:t>
+      </w:r>
+      <w:r>
+        <w:rPr>
+          <w:lang w:val="zh_TW" w:bidi="zh_TW"/>
+        </w:rPr>
+        <w:t>國</w:t>
+      </w:r>
+      <w:r>
+        <w:rPr>
+          <w:lang w:val="zh_TW" w:bidi="zh_TW"/>
+        </w:rPr>
+        <w:t>）</w:t>
+      </w:r>
+    </w:p>
+    <w:p>
+      <w:pPr>
+        <w:pStyle w:val="Heading3"/>
+      </w:pPr>
+      <w:r>
+        <w:rPr>
+          <w:lang w:val="zh_TW" w:bidi="zh_TW"/>
+        </w:rPr>
+        <w:t>參考經文：</w:t>
+      </w:r>
+    </w:p>
+    <w:p>
+      <w:pPr>
+        <w:pStyle w:val="ListBullet"/>
+        <w:spacing w:line="240" w:lineRule="auto"/>
+        <w:ind w:left="720"/>
+      </w:pPr>
+      <w:r>
+        <w:rPr>
+          <w:lang w:val="zh_TW" w:bidi="zh_TW"/>
+        </w:rPr>
+      </w:r>
+      <w:r>
+        <w:rPr>
+          <w:lang w:val="zh_TW" w:bidi="zh_TW"/>
+        </w:rPr>
+        <w:t>提摩太後書2:11–13</w:t>
+      </w:r>
+    </w:p>
+    <w:p>
+      <w:pPr>
+        <w:pStyle w:val="ListBullet"/>
+        <w:spacing w:line="240" w:lineRule="auto"/>
+        <w:ind w:left="720"/>
+      </w:pPr>
+      <w:r>
+        <w:rPr>
+          <w:lang w:val="zh_TW" w:bidi="zh_TW"/>
+        </w:rPr>
+      </w:r>
+      <w:r>
+        <w:rPr>
+          <w:lang w:val="zh_TW" w:bidi="zh_TW"/>
+        </w:rPr>
+        <w:t>創世記36:34–36</w:t>
+      </w:r>
+    </w:p>
+    <w:p>
+      <w:pPr>
+        <w:pStyle w:val="ListBullet"/>
+        <w:spacing w:line="240" w:lineRule="auto"/>
+        <w:ind w:left="720"/>
+      </w:pPr>
+      <w:r>
+        <w:rPr>
+          <w:lang w:val="zh_TW" w:bidi="zh_TW"/>
+        </w:rPr>
+      </w:r>
+      <w:r>
+        <w:rPr>
+          <w:lang w:val="zh_TW" w:bidi="zh_TW"/>
+        </w:rPr>
+        <w:t>路加福音1:30–33</w:t>
+      </w:r>
+    </w:p>
+    <w:p>
+      <w:pPr>
+        <w:pStyle w:val="ListBullet"/>
+        <w:spacing w:line="240" w:lineRule="auto"/>
+        <w:ind w:left="720"/>
+      </w:pPr>
+      <w:r>
+        <w:rPr>
+          <w:lang w:val="zh_TW" w:bidi="zh_TW"/>
+        </w:rPr>
+      </w:r>
+      <w:r>
+        <w:rPr>
+          <w:lang w:val="zh_TW" w:bidi="zh_TW"/>
+        </w:rPr>
+        <w:t>路加福音19:26–27</w:t>
+      </w:r>
+    </w:p>
+    <w:p>
+      <w:pPr>
+        <w:pStyle w:val="ListBullet"/>
+        <w:spacing w:line="240" w:lineRule="auto"/>
+        <w:ind w:left="720"/>
+      </w:pPr>
+      <w:r>
+        <w:rPr>
+          <w:lang w:val="zh_TW" w:bidi="zh_TW"/>
+        </w:rPr>
+      </w:r>
+      <w:r>
+        <w:rPr>
+          <w:lang w:val="zh_TW" w:bidi="zh_TW"/>
+        </w:rPr>
+        <w:t>馬太福音2:22–23</w:t>
+      </w:r>
+    </w:p>
+    <w:p>
+      <w:pPr>
+        <w:pStyle w:val="Heading3"/>
+      </w:pPr>
+      <w:r>
+        <w:rPr>
+          <w:lang w:val="zh_TW" w:bidi="zh_TW"/>
+        </w:rPr>
+        <w:t>原文參照：</w:t>
+      </w:r>
+    </w:p>
+    <w:p>
+      <w:pPr>
+        <w:pStyle w:val="ListBullet"/>
+        <w:spacing w:line="240" w:lineRule="auto"/>
+        <w:ind w:left="720"/>
+      </w:pPr>
+      <w:r>
+        <w:rPr>
+          <w:lang w:val="zh_TW" w:bidi="zh_TW"/>
+        </w:rPr>
+      </w:r>
+      <w:r>
+        <w:rPr>
+          <w:lang w:val="zh_TW" w:bidi="zh_TW"/>
+        </w:rPr>
+        <w:t>史特朗號：H3427，H4427，H4437，H4438，H4467，H4468，H4475，H4791，H4910，H6113，H7287，H7786，G07570，G09360，G22310，G48210</w:t>
+      </w:r>
+      <w:r>
+        <w:rPr>
+          <w:lang w:val="zh_TW" w:bidi="zh_TW"/>
+        </w:rPr>
+      </w:r>
+      <w:r>
+        <w:rPr>
+          <w:lang w:val="zh_TW" w:bidi="zh_TW"/>
+        </w:rPr>
+      </w:r>
+    </w:p>
+    <w:p>
+      <w:pPr/>
+      <w:r>
+        <w:rPr>
+          <w:lang w:val="zh_TW" w:bidi="zh_TW"/>
+        </w:rPr>
+      </w:r>
+    </w:p>
+    <w:p>
+      <w:pPr>
+        <w:pStyle w:val="Heading2"/>
+      </w:pPr>
       <w:r>
         <w:rPr>
           <w:lang w:val="zh_TW" w:bidi="zh_TW"/>
@@ -1173,17 +2681,17 @@
         <w:rPr>
           <w:lang w:val="zh_TW" w:bidi="zh_TW"/>
         </w:rPr>
-        <w:t>）</w:t>
-      </w:r>
-      <w:r>
-        <w:rPr>
-          <w:lang w:val="zh_TW" w:bidi="zh_TW"/>
-        </w:rPr>
-      </w:r>
-      <w:r>
-        <w:rPr>
-          <w:lang w:val="zh_TW" w:bidi="zh_TW"/>
-        </w:rPr>
+      </w:r>
+    </w:p>
+    <w:p>
+      <w:pPr>
+        <w:pStyle w:val="Heading3"/>
+      </w:pPr>
+      <w:r>
+        <w:rPr>
+          <w:lang w:val="zh_TW" w:bidi="zh_TW"/>
+        </w:rPr>
+        <w:t>定義：</w:t>
       </w:r>
     </w:p>
     <w:p>
@@ -1193,21 +2701,65 @@
           <w:lang w:val="zh_TW" w:bidi="zh_TW"/>
         </w:rPr>
       </w:r>
-    </w:p>
-    <w:p>
-      <w:pPr>
-        <w:pStyle w:val="Heading2"/>
-      </w:pPr>
-      <w:r>
-        <w:rPr>
-          <w:lang w:val="zh_TW" w:bidi="zh_TW"/>
-        </w:rPr>
-        <w:t>知道-關係</w:t>
-      </w:r>
-      <w:r>
-        <w:rPr>
-          <w:lang w:val="zh_TW" w:bidi="zh_TW"/>
-        </w:rPr>
+      <w:r>
+        <w:rPr>
+          <w:lang w:val="zh_TW" w:bidi="zh_TW"/>
+        </w:rPr>
+        <w:t>「智慧」這個詞描述了一個人明白什麼是正確和道德的事情，然後去做。「智慧」是對真實和道德正確的理解和實踐。</w:t>
+      </w:r>
+    </w:p>
+    <w:p>
+      <w:pPr>
+        <w:pStyle w:val="ListBullet"/>
+        <w:spacing w:line="240" w:lineRule="auto"/>
+        <w:ind w:left="720"/>
+      </w:pPr>
+      <w:r>
+        <w:rPr>
+          <w:lang w:val="zh_TW" w:bidi="zh_TW"/>
+        </w:rPr>
+      </w:r>
+      <w:r>
+        <w:rPr>
+          <w:lang w:val="zh_TW" w:bidi="zh_TW"/>
+        </w:rPr>
+        <w:t>智慧包括能夠做出良好的決定，特別是選擇做討神喜悅的事。</w:t>
+      </w:r>
+    </w:p>
+    <w:p>
+      <w:pPr>
+        <w:pStyle w:val="ListBullet"/>
+        <w:spacing w:line="240" w:lineRule="auto"/>
+        <w:ind w:left="720"/>
+      </w:pPr>
+      <w:r>
+        <w:rPr>
+          <w:lang w:val="zh_TW" w:bidi="zh_TW"/>
+        </w:rPr>
+      </w:r>
+      <w:r>
+        <w:rPr>
+          <w:lang w:val="zh_TW" w:bidi="zh_TW"/>
+        </w:rPr>
+        <w:t>人通過聆聽神並謙卑地遵行祂的旨意而變得有智慧。</w:t>
+      </w:r>
+    </w:p>
+    <w:p>
+      <w:pPr>
+        <w:pStyle w:val="ListBullet"/>
+        <w:spacing w:line="240" w:lineRule="auto"/>
+        <w:ind w:left="720"/>
+      </w:pPr>
+      <w:r>
+        <w:rPr>
+          <w:lang w:val="zh_TW" w:bidi="zh_TW"/>
+        </w:rPr>
+      </w:r>
+      <w:r>
+        <w:rPr>
+          <w:lang w:val="zh_TW" w:bidi="zh_TW"/>
+        </w:rPr>
+        <w:t>智慧的人會在生活中展現聖靈的果子，例如喜樂、恩慈、仁愛和忍耐。</w:t>
       </w:r>
     </w:p>
     <w:p>
@@ -1218,7 +2770,61 @@
         <w:rPr>
           <w:lang w:val="zh_TW" w:bidi="zh_TW"/>
         </w:rPr>
-        <w:t>定義：</w:t>
+        <w:t>翻譯相關建議：</w:t>
+      </w:r>
+    </w:p>
+    <w:p>
+      <w:pPr>
+        <w:pStyle w:val="ListBullet"/>
+        <w:spacing w:line="240" w:lineRule="auto"/>
+        <w:ind w:left="720"/>
+      </w:pPr>
+      <w:r>
+        <w:rPr>
+          <w:lang w:val="zh_TW" w:bidi="zh_TW"/>
+        </w:rPr>
+      </w:r>
+      <w:r>
+        <w:rPr>
+          <w:lang w:val="zh_TW" w:bidi="zh_TW"/>
+        </w:rPr>
+        <w:t>根據上下文，「智慧」的其他翻譯方式可以包括「順服神」或「明智且順服」或「敬畏神」。</w:t>
+      </w:r>
+    </w:p>
+    <w:p>
+      <w:pPr>
+        <w:pStyle w:val="ListBullet"/>
+        <w:spacing w:line="240" w:lineRule="auto"/>
+        <w:ind w:left="720"/>
+      </w:pPr>
+      <w:r>
+        <w:rPr>
+          <w:lang w:val="zh_TW" w:bidi="zh_TW"/>
+        </w:rPr>
+      </w:r>
+      <w:r>
+        <w:rPr>
+          <w:lang w:val="zh_TW" w:bidi="zh_TW"/>
+        </w:rPr>
+        <w:t>「智慧」可以翻譯成「智慧的生活」或「明智且順從的生活」或「良好的判斷」。</w:t>
+      </w:r>
+    </w:p>
+    <w:p>
+      <w:pPr>
+        <w:pStyle w:val="ListBullet"/>
+        <w:spacing w:line="240" w:lineRule="auto"/>
+        <w:ind w:left="720"/>
+      </w:pPr>
+      <w:r>
+        <w:rPr>
+          <w:lang w:val="zh_TW" w:bidi="zh_TW"/>
+        </w:rPr>
+      </w:r>
+      <w:r>
+        <w:rPr>
+          <w:lang w:val="zh_TW" w:bidi="zh_TW"/>
+        </w:rPr>
+        <w:t>最好將「智慧（wise）」和「智慧（wisdom）」翻譯成跟其他關鍵詞，如「公義」或「順服」，有所區別的詞語。</w:t>
       </w:r>
     </w:p>
     <w:p>
@@ -1232,1661 +2838,7 @@
         <w:rPr>
           <w:lang w:val="zh_TW" w:bidi="zh_TW"/>
         </w:rPr>
-        <w:t>在這個意義上，「認識」、「知識」和「認識了」這些詞語意味著與某人有關係。</w:t>
-      </w:r>
-    </w:p>
-    <w:p>
-      <w:pPr>
-        <w:pStyle w:val="ListBullet"/>
-        <w:spacing w:line="240" w:lineRule="auto"/>
-        <w:ind w:left="720"/>
-      </w:pPr>
-      <w:r>
-        <w:rPr>
-          <w:lang w:val="zh_TW" w:bidi="zh_TW"/>
-        </w:rPr>
-      </w:r>
-      <w:r>
-        <w:rPr>
-          <w:lang w:val="zh_TW" w:bidi="zh_TW"/>
-        </w:rPr>
-        <w:t>「認識」神意味著與祂建立關係。這同樣適用於認識人。</w:t>
-      </w:r>
-    </w:p>
-    <w:p>
-      <w:pPr>
-        <w:pStyle w:val="ListBullet"/>
-        <w:spacing w:line="240" w:lineRule="auto"/>
-        <w:ind w:left="720"/>
-      </w:pPr>
-      <w:r>
-        <w:rPr>
-          <w:lang w:val="zh_TW" w:bidi="zh_TW"/>
-        </w:rPr>
-      </w:r>
-      <w:r>
-        <w:rPr>
-          <w:lang w:val="zh_TW" w:bidi="zh_TW"/>
-        </w:rPr>
-        <w:t>耶穌在馬太福音七章23節中說，在審判日，祂會對一些人說「我從來不認識你們」。說「我從來不認識你們」的意思是祂從未與他們有個人的關係。</w:t>
-      </w:r>
-    </w:p>
-    <w:p>
-      <w:pPr>
-        <w:pStyle w:val="ListBullet"/>
-        <w:spacing w:line="240" w:lineRule="auto"/>
-        <w:ind w:left="720"/>
-      </w:pPr>
-      <w:r>
-        <w:rPr>
-          <w:lang w:val="zh_TW" w:bidi="zh_TW"/>
-        </w:rPr>
-      </w:r>
-      <w:r>
-        <w:rPr>
-          <w:lang w:val="zh_TW" w:bidi="zh_TW"/>
-        </w:rPr>
-        <w:t>「認識神」有時被用作「敬畏雅巍（和合本譯為：耶和華）」的同義詞。</w:t>
-      </w:r>
-    </w:p>
-    <w:p>
-      <w:pPr>
-        <w:pStyle w:val="ListBullet"/>
-        <w:spacing w:line="240" w:lineRule="auto"/>
-        <w:ind w:left="720"/>
-      </w:pPr>
-      <w:r>
-        <w:rPr>
-          <w:lang w:val="zh_TW" w:bidi="zh_TW"/>
-        </w:rPr>
-      </w:r>
-      <w:r>
-        <w:rPr>
-          <w:lang w:val="zh_TW" w:bidi="zh_TW"/>
-        </w:rPr>
-        <w:t>當用於男人和女人時，「認識」通常是一種委婉用語，指的是發生性行為。</w:t>
-      </w:r>
-    </w:p>
-    <w:p>
-      <w:pPr>
-        <w:pStyle w:val="Heading3"/>
-      </w:pPr>
-      <w:r>
-        <w:rPr>
-          <w:lang w:val="zh_TW" w:bidi="zh_TW"/>
-        </w:rPr>
-        <w:t>翻譯相關建議</w:t>
-      </w:r>
-    </w:p>
-    <w:p>
-      <w:pPr>
-        <w:pStyle w:val="ListBullet"/>
-        <w:spacing w:line="240" w:lineRule="auto"/>
-        <w:ind w:left="720"/>
-      </w:pPr>
-      <w:r>
-        <w:rPr>
-          <w:lang w:val="zh_TW" w:bidi="zh_TW"/>
-        </w:rPr>
-      </w:r>
-      <w:r>
-        <w:rPr>
-          <w:lang w:val="zh_TW" w:bidi="zh_TW"/>
-        </w:rPr>
-        <w:t>根據上下文，「認識」的翻譯方式可以包括「熟識」、「熟悉」或「有關係」。</w:t>
-      </w:r>
-    </w:p>
-    <w:p>
-      <w:pPr>
-        <w:pStyle w:val="ListBullet"/>
-        <w:spacing w:line="240" w:lineRule="auto"/>
-        <w:ind w:left="720"/>
-      </w:pPr>
-      <w:r>
-        <w:rPr>
-          <w:lang w:val="zh_TW" w:bidi="zh_TW"/>
-        </w:rPr>
-      </w:r>
-      <w:r>
-        <w:rPr>
-          <w:lang w:val="zh_TW" w:bidi="zh_TW"/>
-        </w:rPr>
-        <w:t>有些語言對於「認識」有兩個不同的詞彙，一個用於知道事實，另一個用於認識一個人並與那個人建立關係。在翻譯「認識」這個詞的意思時，在此應該使用表示認識一個人並與那個人建立關係的詞彙。</w:t>
-      </w:r>
-    </w:p>
-    <w:p>
-      <w:pPr/>
-      <w:r>
-        <w:rPr>
-          <w:lang w:val="zh_TW" w:bidi="zh_TW"/>
-        </w:rPr>
-      </w:r>
-      <w:r>
-        <w:rPr>
-          <w:lang w:val="zh_TW" w:bidi="zh_TW"/>
-        </w:rPr>
-        <w:t>（另見：</w:t>
-      </w:r>
-      <w:r>
-        <w:rPr>
-          <w:lang w:val="zh_TW" w:bidi="zh_TW"/>
-        </w:rPr>
-        <w:t>知道-信息</w:t>
-      </w:r>
-      <w:r>
-        <w:rPr>
-          <w:lang w:val="zh_TW" w:bidi="zh_TW"/>
-        </w:rPr>
-        <w:t>，</w:t>
-      </w:r>
-      <w:r>
-        <w:rPr>
-          <w:lang w:val="zh_TW" w:bidi="zh_TW"/>
-        </w:rPr>
-        <w:t>揭示</w:t>
-      </w:r>
-      <w:r>
-        <w:rPr>
-          <w:lang w:val="zh_TW" w:bidi="zh_TW"/>
-        </w:rPr>
-        <w:t>）</w:t>
-      </w:r>
-      <w:r>
-        <w:rPr>
-          <w:lang w:val="zh_TW" w:bidi="zh_TW"/>
-        </w:rPr>
-      </w:r>
-      <w:r>
-        <w:rPr>
-          <w:lang w:val="zh_TW" w:bidi="zh_TW"/>
-        </w:rPr>
-      </w:r>
-    </w:p>
-    <w:p>
-      <w:pPr/>
-      <w:r>
-        <w:rPr>
-          <w:lang w:val="zh_TW" w:bidi="zh_TW"/>
-        </w:rPr>
-      </w:r>
-    </w:p>
-    <w:p>
-      <w:pPr>
-        <w:pStyle w:val="Heading2"/>
-      </w:pPr>
-      <w:r>
-        <w:rPr>
-          <w:lang w:val="zh_TW" w:bidi="zh_TW"/>
-        </w:rPr>
-        <w:t>執事</w:t>
-      </w:r>
-      <w:r>
-        <w:rPr>
-          <w:lang w:val="zh_TW" w:bidi="zh_TW"/>
-        </w:rPr>
-      </w:r>
-    </w:p>
-    <w:p>
-      <w:pPr>
-        <w:pStyle w:val="Heading3"/>
-      </w:pPr>
-      <w:r>
-        <w:rPr>
-          <w:lang w:val="zh_TW" w:bidi="zh_TW"/>
-        </w:rPr>
-        <w:t>定義：</w:t>
-      </w:r>
-    </w:p>
-    <w:p>
-      <w:pPr/>
-      <w:r>
-        <w:rPr>
-          <w:lang w:val="zh_TW" w:bidi="zh_TW"/>
-        </w:rPr>
-      </w:r>
-      <w:r>
-        <w:rPr>
-          <w:lang w:val="zh_TW" w:bidi="zh_TW"/>
-        </w:rPr>
-        <w:t>執事是在地方教會中服事的人，幫助其他信徒解決實際需求，例如食物或金錢。</w:t>
-      </w:r>
-    </w:p>
-    <w:p>
-      <w:pPr>
-        <w:pStyle w:val="ListBullet"/>
-        <w:spacing w:line="240" w:lineRule="auto"/>
-        <w:ind w:left="720"/>
-      </w:pPr>
-      <w:r>
-        <w:rPr>
-          <w:lang w:val="zh_TW" w:bidi="zh_TW"/>
-        </w:rPr>
-      </w:r>
-      <w:r>
-        <w:rPr>
-          <w:lang w:val="zh_TW" w:bidi="zh_TW"/>
-        </w:rPr>
-        <w:t>「執事」這個詞直接取自希臘文，意思是「僕人」或「事奉者」。</w:t>
-      </w:r>
-    </w:p>
-    <w:p>
-      <w:pPr>
-        <w:pStyle w:val="ListBullet"/>
-        <w:spacing w:line="240" w:lineRule="auto"/>
-        <w:ind w:left="720"/>
-      </w:pPr>
-      <w:r>
-        <w:rPr>
-          <w:lang w:val="zh_TW" w:bidi="zh_TW"/>
-        </w:rPr>
-      </w:r>
-      <w:r>
-        <w:rPr>
-          <w:lang w:val="zh_TW" w:bidi="zh_TW"/>
-        </w:rPr>
-        <w:t>從早期基督徒時代起，執事一直是教會團體中一個明確的角色和職分。</w:t>
-      </w:r>
-    </w:p>
-    <w:p>
-      <w:pPr>
-        <w:pStyle w:val="ListBullet"/>
-        <w:spacing w:line="240" w:lineRule="auto"/>
-        <w:ind w:left="720"/>
-      </w:pPr>
-      <w:r>
-        <w:rPr>
-          <w:lang w:val="zh_TW" w:bidi="zh_TW"/>
-        </w:rPr>
-      </w:r>
-      <w:r>
-        <w:rPr>
-          <w:lang w:val="zh_TW" w:bidi="zh_TW"/>
-        </w:rPr>
-        <w:t>例如，在新約中，執事會確保信徒們分享的金錢或食物能公平地分配給他們當中的寡婦</w:t>
-      </w:r>
-    </w:p>
-    <w:p>
-      <w:pPr>
-        <w:pStyle w:val="ListBullet"/>
-        <w:spacing w:line="240" w:lineRule="auto"/>
-        <w:ind w:left="720"/>
-      </w:pPr>
-      <w:r>
-        <w:rPr>
-          <w:lang w:val="zh_TW" w:bidi="zh_TW"/>
-        </w:rPr>
-      </w:r>
-      <w:r>
-        <w:rPr>
-          <w:lang w:val="zh_TW" w:bidi="zh_TW"/>
-        </w:rPr>
-        <w:t>「執事」這個詞也可以翻譯為「教會事奉人員」、「教會工人」或「教會僕人」，或其它一些能表達該人已被正式任命來執行特定任務以造福當地基督教群體的短語。</w:t>
-      </w:r>
-    </w:p>
-    <w:p>
-      <w:pPr/>
-      <w:r>
-        <w:rPr>
-          <w:lang w:val="zh_TW" w:bidi="zh_TW"/>
-        </w:rPr>
-      </w:r>
-      <w:r>
-        <w:rPr>
-          <w:lang w:val="zh_TW" w:bidi="zh_TW"/>
-        </w:rPr>
-        <w:t>（另見：</w:t>
-      </w:r>
-      <w:r>
-        <w:rPr>
-          <w:lang w:val="zh_TW" w:bidi="zh_TW"/>
-        </w:rPr>
-        <w:t>服事</w:t>
-      </w:r>
-      <w:r>
-        <w:rPr>
-          <w:lang w:val="zh_TW" w:bidi="zh_TW"/>
-        </w:rPr>
-        <w:t>，</w:t>
-      </w:r>
-      <w:r>
-        <w:rPr>
-          <w:lang w:val="zh_TW" w:bidi="zh_TW"/>
-        </w:rPr>
-        <w:t>僕人</w:t>
-      </w:r>
-      <w:r>
-        <w:rPr>
-          <w:lang w:val="zh_TW" w:bidi="zh_TW"/>
-        </w:rPr>
-        <w:t>）</w:t>
-      </w:r>
-    </w:p>
-    <w:p>
-      <w:pPr>
-        <w:pStyle w:val="Heading3"/>
-      </w:pPr>
-      <w:r>
-        <w:rPr>
-          <w:lang w:val="zh_TW" w:bidi="zh_TW"/>
-        </w:rPr>
-        <w:t>參考經文：</w:t>
-      </w:r>
-    </w:p>
-    <w:p>
-      <w:pPr>
-        <w:pStyle w:val="ListBullet"/>
-        <w:spacing w:line="240" w:lineRule="auto"/>
-        <w:ind w:left="720"/>
-      </w:pPr>
-      <w:r>
-        <w:rPr>
-          <w:lang w:val="zh_TW" w:bidi="zh_TW"/>
-        </w:rPr>
-      </w:r>
-      <w:r>
-        <w:rPr>
-          <w:lang w:val="zh_TW" w:bidi="zh_TW"/>
-        </w:rPr>
-        <w:t>提摩太前書3:10</w:t>
-      </w:r>
-    </w:p>
-    <w:p>
-      <w:pPr>
-        <w:pStyle w:val="ListBullet"/>
-        <w:spacing w:line="240" w:lineRule="auto"/>
-        <w:ind w:left="720"/>
-      </w:pPr>
-      <w:r>
-        <w:rPr>
-          <w:lang w:val="zh_TW" w:bidi="zh_TW"/>
-        </w:rPr>
-      </w:r>
-      <w:r>
-        <w:rPr>
-          <w:lang w:val="zh_TW" w:bidi="zh_TW"/>
-        </w:rPr>
-        <w:t>提摩太前書3:13</w:t>
-      </w:r>
-    </w:p>
-    <w:p>
-      <w:pPr>
-        <w:pStyle w:val="ListBullet"/>
-        <w:spacing w:line="240" w:lineRule="auto"/>
-        <w:ind w:left="720"/>
-      </w:pPr>
-      <w:r>
-        <w:rPr>
-          <w:lang w:val="zh_TW" w:bidi="zh_TW"/>
-        </w:rPr>
-      </w:r>
-      <w:r>
-        <w:rPr>
-          <w:lang w:val="zh_TW" w:bidi="zh_TW"/>
-        </w:rPr>
-        <w:t>腓立比書1:1</w:t>
-      </w:r>
-    </w:p>
-    <w:p>
-      <w:pPr>
-        <w:pStyle w:val="Heading3"/>
-      </w:pPr>
-      <w:r>
-        <w:rPr>
-          <w:lang w:val="zh_TW" w:bidi="zh_TW"/>
-        </w:rPr>
-        <w:t>原文參照：</w:t>
-      </w:r>
-    </w:p>
-    <w:p>
-      <w:pPr>
-        <w:pStyle w:val="ListBullet"/>
-        <w:spacing w:line="240" w:lineRule="auto"/>
-        <w:ind w:left="720"/>
-      </w:pPr>
-      <w:r>
-        <w:rPr>
-          <w:lang w:val="zh_TW" w:bidi="zh_TW"/>
-        </w:rPr>
-      </w:r>
-      <w:r>
-        <w:rPr>
-          <w:lang w:val="zh_TW" w:bidi="zh_TW"/>
-        </w:rPr>
-        <w:t>史特朗號：G12490</w:t>
-      </w:r>
-      <w:r>
-        <w:rPr>
-          <w:lang w:val="zh_TW" w:bidi="zh_TW"/>
-        </w:rPr>
-      </w:r>
-      <w:r>
-        <w:rPr>
-          <w:lang w:val="zh_TW" w:bidi="zh_TW"/>
-        </w:rPr>
-      </w:r>
-    </w:p>
-    <w:p>
-      <w:pPr/>
-      <w:r>
-        <w:rPr>
-          <w:lang w:val="zh_TW" w:bidi="zh_TW"/>
-        </w:rPr>
-      </w:r>
-    </w:p>
-    <w:p>
-      <w:pPr>
-        <w:pStyle w:val="Heading2"/>
-      </w:pPr>
-      <w:r>
-        <w:rPr>
-          <w:lang w:val="zh_TW" w:bidi="zh_TW"/>
-        </w:rPr>
-        <w:t>指派</w:t>
-      </w:r>
-      <w:r>
-        <w:rPr>
-          <w:lang w:val="zh_TW" w:bidi="zh_TW"/>
-        </w:rPr>
-      </w:r>
-    </w:p>
-    <w:p>
-      <w:pPr>
-        <w:pStyle w:val="Heading3"/>
-      </w:pPr>
-      <w:r>
-        <w:rPr>
-          <w:lang w:val="zh_TW" w:bidi="zh_TW"/>
-        </w:rPr>
-        <w:t>定義：</w:t>
-      </w:r>
-    </w:p>
-    <w:p>
-      <w:pPr/>
-      <w:r>
-        <w:rPr>
-          <w:lang w:val="zh_TW" w:bidi="zh_TW"/>
-        </w:rPr>
-      </w:r>
-      <w:r>
-        <w:rPr>
-          <w:lang w:val="zh_TW" w:bidi="zh_TW"/>
-        </w:rPr>
-        <w:t>「指派（assign）」或「被指派（assigned）」一詞是指</w:t>
-      </w:r>
-      <w:r>
-        <w:rPr>
-          <w:lang w:val="zh_TW" w:bidi="zh_TW"/>
-        </w:rPr>
-        <w:t>分派、被指派</w:t>
-      </w:r>
-      <w:r>
-        <w:rPr>
-          <w:lang w:val="zh_TW" w:bidi="zh_TW"/>
-        </w:rPr>
-        <w:t>某人執行特定任務或指定某物提供給一個或多個人。</w:t>
-      </w:r>
-    </w:p>
-    <w:p>
-      <w:pPr>
-        <w:pStyle w:val="ListBullet"/>
-        <w:spacing w:line="240" w:lineRule="auto"/>
-        <w:ind w:left="720"/>
-      </w:pPr>
-      <w:r>
-        <w:rPr>
-          <w:lang w:val="zh_TW" w:bidi="zh_TW"/>
-        </w:rPr>
-      </w:r>
-      <w:r>
-        <w:rPr>
-          <w:lang w:val="zh_TW" w:bidi="zh_TW"/>
-        </w:rPr>
-        <w:t>先知撒母耳預言掃羅王會「指派」以色列最優秀的年輕人服役於軍隊。</w:t>
-      </w:r>
-    </w:p>
-    <w:p>
-      <w:pPr>
-        <w:pStyle w:val="ListBullet"/>
-        <w:spacing w:line="240" w:lineRule="auto"/>
-        <w:ind w:left="720"/>
-      </w:pPr>
-      <w:r>
-        <w:rPr>
-          <w:lang w:val="zh_TW" w:bidi="zh_TW"/>
-        </w:rPr>
-      </w:r>
-      <w:r>
-        <w:rPr>
-          <w:lang w:val="zh_TW" w:bidi="zh_TW"/>
-        </w:rPr>
-        <w:t>摩西「指派」給以色列十二支派中每個支派一部分迦南的土地，供他們居住。</w:t>
-      </w:r>
-    </w:p>
-    <w:p>
-      <w:pPr>
-        <w:pStyle w:val="ListBullet"/>
-        <w:spacing w:line="240" w:lineRule="auto"/>
-        <w:ind w:left="720"/>
-      </w:pPr>
-      <w:r>
-        <w:rPr>
-          <w:lang w:val="zh_TW" w:bidi="zh_TW"/>
-        </w:rPr>
-      </w:r>
-      <w:r>
-        <w:rPr>
-          <w:lang w:val="zh_TW" w:bidi="zh_TW"/>
-        </w:rPr>
-        <w:t>根據舊約律法，以色列的某些支派被派擔任祭司、藝術家、歌唱者和建造者。</w:t>
-      </w:r>
-    </w:p>
-    <w:p>
-      <w:pPr>
-        <w:pStyle w:val="ListBullet"/>
-        <w:spacing w:line="240" w:lineRule="auto"/>
-        <w:ind w:left="720"/>
-      </w:pPr>
-      <w:r>
-        <w:rPr>
-          <w:lang w:val="zh_TW" w:bidi="zh_TW"/>
-        </w:rPr>
-      </w:r>
-      <w:r>
-        <w:rPr>
-          <w:lang w:val="zh_TW" w:bidi="zh_TW"/>
-        </w:rPr>
-        <w:t>根據上下文，「指派」可以翻譯為「給予（give）」或「分派（appoint）」或「選擇負責某項任務」。</w:t>
-      </w:r>
-    </w:p>
-    <w:p>
-      <w:pPr>
-        <w:pStyle w:val="ListBullet"/>
-        <w:spacing w:line="240" w:lineRule="auto"/>
-        <w:ind w:left="720"/>
-      </w:pPr>
-      <w:r>
-        <w:rPr>
-          <w:lang w:val="zh_TW" w:bidi="zh_TW"/>
-        </w:rPr>
-      </w:r>
-      <w:r>
-        <w:rPr>
-          <w:lang w:val="zh_TW" w:bidi="zh_TW"/>
-        </w:rPr>
-        <w:t>「被指派（assigned）」這個詞可以翻譯為「被差派」或「被授予任務」。</w:t>
-      </w:r>
-    </w:p>
-    <w:p>
-      <w:pPr/>
-      <w:r>
-        <w:rPr>
-          <w:lang w:val="zh_TW" w:bidi="zh_TW"/>
-        </w:rPr>
-      </w:r>
-      <w:r>
-        <w:rPr>
-          <w:lang w:val="zh_TW" w:bidi="zh_TW"/>
-        </w:rPr>
-        <w:t>（翻譯相關建議：翻譯名字）</w:t>
-      </w:r>
-    </w:p>
-    <w:p>
-      <w:pPr/>
-      <w:r>
-        <w:rPr>
-          <w:lang w:val="zh_TW" w:bidi="zh_TW"/>
-        </w:rPr>
-      </w:r>
-      <w:r>
-        <w:rPr>
-          <w:lang w:val="zh_TW" w:bidi="zh_TW"/>
-        </w:rPr>
-        <w:t>（另見：</w:t>
-      </w:r>
-      <w:r>
-        <w:rPr>
-          <w:lang w:val="zh_TW" w:bidi="zh_TW"/>
-        </w:rPr>
-        <w:t>分派</w:t>
-      </w:r>
-      <w:r>
-        <w:rPr>
-          <w:lang w:val="zh_TW" w:bidi="zh_TW"/>
-        </w:rPr>
-        <w:t>、</w:t>
-      </w:r>
-      <w:r>
-        <w:rPr>
-          <w:lang w:val="zh_TW" w:bidi="zh_TW"/>
-        </w:rPr>
-        <w:t>撒母耳</w:t>
-      </w:r>
-      <w:r>
-        <w:rPr>
-          <w:lang w:val="zh_TW" w:bidi="zh_TW"/>
-        </w:rPr>
-        <w:t>、</w:t>
-      </w:r>
-      <w:r>
-        <w:rPr>
-          <w:lang w:val="zh_TW" w:bidi="zh_TW"/>
-        </w:rPr>
-        <w:t>掃羅（舊約）</w:t>
-      </w:r>
-      <w:r>
-        <w:rPr>
-          <w:lang w:val="zh_TW" w:bidi="zh_TW"/>
-        </w:rPr>
-        <w:t>）</w:t>
-      </w:r>
-    </w:p>
-    <w:p>
-      <w:pPr>
-        <w:pStyle w:val="Heading3"/>
-      </w:pPr>
-      <w:r>
-        <w:rPr>
-          <w:lang w:val="zh_TW" w:bidi="zh_TW"/>
-        </w:rPr>
-        <w:t>參考經文：</w:t>
-      </w:r>
-    </w:p>
-    <w:p>
-      <w:pPr>
-        <w:pStyle w:val="ListBullet"/>
-        <w:spacing w:line="240" w:lineRule="auto"/>
-        <w:ind w:left="720"/>
-      </w:pPr>
-      <w:r>
-        <w:rPr>
-          <w:lang w:val="zh_TW" w:bidi="zh_TW"/>
-        </w:rPr>
-      </w:r>
-      <w:r>
-        <w:rPr>
-          <w:lang w:val="zh_TW" w:bidi="zh_TW"/>
-        </w:rPr>
-        <w:t>歷代志上6:48</w:t>
-      </w:r>
-    </w:p>
-    <w:p>
-      <w:pPr>
-        <w:pStyle w:val="ListBullet"/>
-        <w:spacing w:line="240" w:lineRule="auto"/>
-        <w:ind w:left="720"/>
-      </w:pPr>
-      <w:r>
-        <w:rPr>
-          <w:lang w:val="zh_TW" w:bidi="zh_TW"/>
-        </w:rPr>
-      </w:r>
-      <w:r>
-        <w:rPr>
-          <w:lang w:val="zh_TW" w:bidi="zh_TW"/>
-        </w:rPr>
-        <w:t>但以理書12:13</w:t>
-      </w:r>
-    </w:p>
-    <w:p>
-      <w:pPr>
-        <w:pStyle w:val="ListBullet"/>
-        <w:spacing w:line="240" w:lineRule="auto"/>
-        <w:ind w:left="720"/>
-      </w:pPr>
-      <w:r>
-        <w:rPr>
-          <w:lang w:val="zh_TW" w:bidi="zh_TW"/>
-        </w:rPr>
-      </w:r>
-      <w:r>
-        <w:rPr>
-          <w:lang w:val="zh_TW" w:bidi="zh_TW"/>
-        </w:rPr>
-        <w:t>耶利米書43:11</w:t>
-      </w:r>
-    </w:p>
-    <w:p>
-      <w:pPr>
-        <w:pStyle w:val="ListBullet"/>
-        <w:spacing w:line="240" w:lineRule="auto"/>
-        <w:ind w:left="720"/>
-      </w:pPr>
-      <w:r>
-        <w:rPr>
-          <w:lang w:val="zh_TW" w:bidi="zh_TW"/>
-        </w:rPr>
-      </w:r>
-      <w:r>
-        <w:rPr>
-          <w:lang w:val="zh_TW" w:bidi="zh_TW"/>
-        </w:rPr>
-        <w:t>約書亞記18:2</w:t>
-      </w:r>
-    </w:p>
-    <w:p>
-      <w:pPr>
-        <w:pStyle w:val="ListBullet"/>
-        <w:spacing w:line="240" w:lineRule="auto"/>
-        <w:ind w:left="720"/>
-      </w:pPr>
-      <w:r>
-        <w:rPr>
-          <w:lang w:val="zh_TW" w:bidi="zh_TW"/>
-        </w:rPr>
-      </w:r>
-      <w:r>
-        <w:rPr>
-          <w:lang w:val="zh_TW" w:bidi="zh_TW"/>
-        </w:rPr>
-        <w:t>民數記4:27–28</w:t>
-      </w:r>
-    </w:p>
-    <w:p>
-      <w:pPr>
-        <w:pStyle w:val="ListBullet"/>
-        <w:spacing w:line="240" w:lineRule="auto"/>
-        <w:ind w:left="720"/>
-      </w:pPr>
-      <w:r>
-        <w:rPr>
-          <w:lang w:val="zh_TW" w:bidi="zh_TW"/>
-        </w:rPr>
-      </w:r>
-      <w:r>
-        <w:rPr>
-          <w:lang w:val="zh_TW" w:bidi="zh_TW"/>
-        </w:rPr>
-        <w:t>詩篇78:55</w:t>
-      </w:r>
-    </w:p>
-    <w:p>
-      <w:pPr>
-        <w:pStyle w:val="Heading3"/>
-      </w:pPr>
-      <w:r>
-        <w:rPr>
-          <w:lang w:val="zh_TW" w:bidi="zh_TW"/>
-        </w:rPr>
-        <w:t>原文參照：</w:t>
-      </w:r>
-    </w:p>
-    <w:p>
-      <w:pPr>
-        <w:pStyle w:val="ListBullet"/>
-        <w:spacing w:line="240" w:lineRule="auto"/>
-        <w:ind w:left="720"/>
-      </w:pPr>
-      <w:r>
-        <w:rPr>
-          <w:lang w:val="zh_TW" w:bidi="zh_TW"/>
-        </w:rPr>
-      </w:r>
-      <w:r>
-        <w:rPr>
-          <w:lang w:val="zh_TW" w:bidi="zh_TW"/>
-        </w:rPr>
-        <w:t>史特朗號：H2506，H3335，H4487，H4941，H5157，H5307，H5414，H5596，H5975，H6485，H7760，G33070</w:t>
-      </w:r>
-      <w:r>
-        <w:rPr>
-          <w:lang w:val="zh_TW" w:bidi="zh_TW"/>
-        </w:rPr>
-      </w:r>
-      <w:r>
-        <w:rPr>
-          <w:lang w:val="zh_TW" w:bidi="zh_TW"/>
-        </w:rPr>
-      </w:r>
-    </w:p>
-    <w:p>
-      <w:pPr/>
-      <w:r>
-        <w:rPr>
-          <w:lang w:val="zh_TW" w:bidi="zh_TW"/>
-        </w:rPr>
-      </w:r>
-    </w:p>
-    <w:p>
-      <w:pPr>
-        <w:pStyle w:val="Heading2"/>
-      </w:pPr>
-      <w:r>
-        <w:rPr>
-          <w:lang w:val="zh_TW" w:bidi="zh_TW"/>
-        </w:rPr>
-        <w:t>至高者</w:t>
-      </w:r>
-      <w:r>
-        <w:rPr>
-          <w:lang w:val="zh_TW" w:bidi="zh_TW"/>
-        </w:rPr>
-      </w:r>
-    </w:p>
-    <w:p>
-      <w:pPr>
-        <w:pStyle w:val="Heading3"/>
-      </w:pPr>
-      <w:r>
-        <w:rPr>
-          <w:lang w:val="zh_TW" w:bidi="zh_TW"/>
-        </w:rPr>
-        <w:t>定義：</w:t>
-      </w:r>
-    </w:p>
-    <w:p>
-      <w:pPr/>
-      <w:r>
-        <w:rPr>
-          <w:lang w:val="zh_TW" w:bidi="zh_TW"/>
-        </w:rPr>
-      </w:r>
-      <w:r>
-        <w:rPr>
-          <w:lang w:val="zh_TW" w:bidi="zh_TW"/>
-        </w:rPr>
-        <w:t>「至高者」這個稱號是用來稱呼神的。它指的是祂的偉大或權柄。</w:t>
-      </w:r>
-    </w:p>
-    <w:p>
-      <w:pPr>
-        <w:pStyle w:val="ListBullet"/>
-        <w:spacing w:line="240" w:lineRule="auto"/>
-        <w:ind w:left="720"/>
-      </w:pPr>
-      <w:r>
-        <w:rPr>
-          <w:lang w:val="zh_TW" w:bidi="zh_TW"/>
-        </w:rPr>
-      </w:r>
-      <w:r>
-        <w:rPr>
-          <w:lang w:val="zh_TW" w:bidi="zh_TW"/>
-        </w:rPr>
-        <w:t>這個詞語的意思類似於「至高無上」或「至尊」。</w:t>
-      </w:r>
-    </w:p>
-    <w:p>
-      <w:pPr>
-        <w:pStyle w:val="ListBullet"/>
-        <w:spacing w:line="240" w:lineRule="auto"/>
-        <w:ind w:left="720"/>
-      </w:pPr>
-      <w:r>
-        <w:rPr>
-          <w:lang w:val="zh_TW" w:bidi="zh_TW"/>
-        </w:rPr>
-      </w:r>
-      <w:r>
-        <w:rPr>
-          <w:lang w:val="zh_TW" w:bidi="zh_TW"/>
-        </w:rPr>
-        <w:t>這個稱號中的「高」字並不是指物理上的高度或距離，而是指偉大。</w:t>
-      </w:r>
-    </w:p>
-    <w:p>
-      <w:pPr>
-        <w:pStyle w:val="Heading3"/>
-      </w:pPr>
-      <w:r>
-        <w:rPr>
-          <w:lang w:val="zh_TW" w:bidi="zh_TW"/>
-        </w:rPr>
-        <w:t>翻譯相關建議：</w:t>
-      </w:r>
-    </w:p>
-    <w:p>
-      <w:pPr>
-        <w:pStyle w:val="ListBullet"/>
-        <w:spacing w:line="240" w:lineRule="auto"/>
-        <w:ind w:left="720"/>
-      </w:pPr>
-      <w:r>
-        <w:rPr>
-          <w:lang w:val="zh_TW" w:bidi="zh_TW"/>
-        </w:rPr>
-      </w:r>
-      <w:r>
-        <w:rPr>
-          <w:lang w:val="zh_TW" w:bidi="zh_TW"/>
-        </w:rPr>
-        <w:t>這個詞也可以翻譯為「至高的神」或「至尊的存在」或「神至高者」或「最偉大的」或「至尊的」或「超越一切的神」。</w:t>
-      </w:r>
-    </w:p>
-    <w:p>
-      <w:pPr>
-        <w:pStyle w:val="ListBullet"/>
-        <w:spacing w:line="240" w:lineRule="auto"/>
-        <w:ind w:left="720"/>
-      </w:pPr>
-      <w:r>
-        <w:rPr>
-          <w:lang w:val="zh_TW" w:bidi="zh_TW"/>
-        </w:rPr>
-      </w:r>
-      <w:r>
-        <w:rPr>
-          <w:lang w:val="zh_TW" w:bidi="zh_TW"/>
-        </w:rPr>
-        <w:t>如果使用像「高」這樣的詞，請確保它不是指身體上的高或高大。</w:t>
-      </w:r>
-    </w:p>
-    <w:p>
-      <w:pPr/>
-      <w:r>
-        <w:rPr>
-          <w:lang w:val="zh_TW" w:bidi="zh_TW"/>
-        </w:rPr>
-      </w:r>
-      <w:r>
-        <w:rPr>
-          <w:lang w:val="zh_TW" w:bidi="zh_TW"/>
-        </w:rPr>
-        <w:t>（另見：</w:t>
-      </w:r>
-      <w:r>
-        <w:rPr>
-          <w:lang w:val="zh_TW" w:bidi="zh_TW"/>
-        </w:rPr>
-        <w:t>神</w:t>
-      </w:r>
-      <w:r>
-        <w:rPr>
-          <w:lang w:val="zh_TW" w:bidi="zh_TW"/>
-        </w:rPr>
-        <w:t>）</w:t>
-      </w:r>
-    </w:p>
-    <w:p>
-      <w:pPr>
-        <w:pStyle w:val="Heading3"/>
-      </w:pPr>
-      <w:r>
-        <w:rPr>
-          <w:lang w:val="zh_TW" w:bidi="zh_TW"/>
-        </w:rPr>
-        <w:t>參考經文：</w:t>
-      </w:r>
-    </w:p>
-    <w:p>
-      <w:pPr>
-        <w:pStyle w:val="ListBullet"/>
-        <w:spacing w:line="240" w:lineRule="auto"/>
-        <w:ind w:left="720"/>
-      </w:pPr>
-      <w:r>
-        <w:rPr>
-          <w:lang w:val="zh_TW" w:bidi="zh_TW"/>
-        </w:rPr>
-      </w:r>
-      <w:r>
-        <w:rPr>
-          <w:lang w:val="zh_TW" w:bidi="zh_TW"/>
-        </w:rPr>
-        <w:t>使徒行傳7:47–50</w:t>
-      </w:r>
-    </w:p>
-    <w:p>
-      <w:pPr>
-        <w:pStyle w:val="ListBullet"/>
-        <w:spacing w:line="240" w:lineRule="auto"/>
-        <w:ind w:left="720"/>
-      </w:pPr>
-      <w:r>
-        <w:rPr>
-          <w:lang w:val="zh_TW" w:bidi="zh_TW"/>
-        </w:rPr>
-      </w:r>
-      <w:r>
-        <w:rPr>
-          <w:lang w:val="zh_TW" w:bidi="zh_TW"/>
-        </w:rPr>
-        <w:t>使徒行傳16:16–18</w:t>
-      </w:r>
-    </w:p>
-    <w:p>
-      <w:pPr>
-        <w:pStyle w:val="ListBullet"/>
-        <w:spacing w:line="240" w:lineRule="auto"/>
-        <w:ind w:left="720"/>
-      </w:pPr>
-      <w:r>
-        <w:rPr>
-          <w:lang w:val="zh_TW" w:bidi="zh_TW"/>
-        </w:rPr>
-      </w:r>
-      <w:r>
-        <w:rPr>
-          <w:lang w:val="zh_TW" w:bidi="zh_TW"/>
-        </w:rPr>
-        <w:t>但以理書4:17–18</w:t>
-      </w:r>
-    </w:p>
-    <w:p>
-      <w:pPr>
-        <w:pStyle w:val="ListBullet"/>
-        <w:spacing w:line="240" w:lineRule="auto"/>
-        <w:ind w:left="720"/>
-      </w:pPr>
-      <w:r>
-        <w:rPr>
-          <w:lang w:val="zh_TW" w:bidi="zh_TW"/>
-        </w:rPr>
-      </w:r>
-      <w:r>
-        <w:rPr>
-          <w:lang w:val="zh_TW" w:bidi="zh_TW"/>
-        </w:rPr>
-        <w:t>申命記32:7–8</w:t>
-      </w:r>
-    </w:p>
-    <w:p>
-      <w:pPr>
-        <w:pStyle w:val="ListBullet"/>
-        <w:spacing w:line="240" w:lineRule="auto"/>
-        <w:ind w:left="720"/>
-      </w:pPr>
-      <w:r>
-        <w:rPr>
-          <w:lang w:val="zh_TW" w:bidi="zh_TW"/>
-        </w:rPr>
-      </w:r>
-      <w:r>
-        <w:rPr>
-          <w:lang w:val="zh_TW" w:bidi="zh_TW"/>
-        </w:rPr>
-        <w:t>創世記14:17–18</w:t>
-      </w:r>
-    </w:p>
-    <w:p>
-      <w:pPr>
-        <w:pStyle w:val="ListBullet"/>
-        <w:spacing w:line="240" w:lineRule="auto"/>
-        <w:ind w:left="720"/>
-      </w:pPr>
-      <w:r>
-        <w:rPr>
-          <w:lang w:val="zh_TW" w:bidi="zh_TW"/>
-        </w:rPr>
-      </w:r>
-      <w:r>
-        <w:rPr>
-          <w:lang w:val="zh_TW" w:bidi="zh_TW"/>
-        </w:rPr>
-        <w:t>希伯來書7:1–3</w:t>
-      </w:r>
-    </w:p>
-    <w:p>
-      <w:pPr>
-        <w:pStyle w:val="ListBullet"/>
-        <w:spacing w:line="240" w:lineRule="auto"/>
-        <w:ind w:left="720"/>
-      </w:pPr>
-      <w:r>
-        <w:rPr>
-          <w:lang w:val="zh_TW" w:bidi="zh_TW"/>
-        </w:rPr>
-      </w:r>
-      <w:r>
-        <w:rPr>
-          <w:lang w:val="zh_TW" w:bidi="zh_TW"/>
-        </w:rPr>
-        <w:t>何西阿書7:16</w:t>
-      </w:r>
-    </w:p>
-    <w:p>
-      <w:pPr>
-        <w:pStyle w:val="ListBullet"/>
-        <w:spacing w:line="240" w:lineRule="auto"/>
-        <w:ind w:left="720"/>
-      </w:pPr>
-      <w:r>
-        <w:rPr>
-          <w:lang w:val="zh_TW" w:bidi="zh_TW"/>
-        </w:rPr>
-      </w:r>
-      <w:r>
-        <w:rPr>
-          <w:lang w:val="zh_TW" w:bidi="zh_TW"/>
-        </w:rPr>
-        <w:t>耶利米哀歌3:35</w:t>
-      </w:r>
-    </w:p>
-    <w:p>
-      <w:pPr>
-        <w:pStyle w:val="ListBullet"/>
-        <w:spacing w:line="240" w:lineRule="auto"/>
-        <w:ind w:left="720"/>
-      </w:pPr>
-      <w:r>
-        <w:rPr>
-          <w:lang w:val="zh_TW" w:bidi="zh_TW"/>
-        </w:rPr>
-      </w:r>
-      <w:r>
-        <w:rPr>
-          <w:lang w:val="zh_TW" w:bidi="zh_TW"/>
-        </w:rPr>
-        <w:t>路加福音1:32</w:t>
-      </w:r>
-    </w:p>
-    <w:p>
-      <w:pPr>
-        <w:pStyle w:val="Heading3"/>
-      </w:pPr>
-      <w:r>
-        <w:rPr>
-          <w:lang w:val="zh_TW" w:bidi="zh_TW"/>
-        </w:rPr>
-        <w:t>原文參照：</w:t>
-      </w:r>
-    </w:p>
-    <w:p>
-      <w:pPr>
-        <w:pStyle w:val="ListBullet"/>
-        <w:spacing w:line="240" w:lineRule="auto"/>
-        <w:ind w:left="720"/>
-      </w:pPr>
-      <w:r>
-        <w:rPr>
-          <w:lang w:val="zh_TW" w:bidi="zh_TW"/>
-        </w:rPr>
-      </w:r>
-      <w:r>
-        <w:rPr>
-          <w:lang w:val="zh_TW" w:bidi="zh_TW"/>
-        </w:rPr>
-        <w:t>史特朗號：H5945，G53100</w:t>
-      </w:r>
-      <w:r>
-        <w:rPr>
-          <w:lang w:val="zh_TW" w:bidi="zh_TW"/>
-        </w:rPr>
-      </w:r>
-      <w:r>
-        <w:rPr>
-          <w:lang w:val="zh_TW" w:bidi="zh_TW"/>
-        </w:rPr>
-      </w:r>
-    </w:p>
-    <w:p>
-      <w:pPr/>
-      <w:r>
-        <w:rPr>
-          <w:lang w:val="zh_TW" w:bidi="zh_TW"/>
-        </w:rPr>
-      </w:r>
-    </w:p>
-    <w:p>
-      <w:pPr>
-        <w:pStyle w:val="Heading2"/>
-      </w:pPr>
-      <w:r>
-        <w:rPr>
-          <w:lang w:val="zh_TW" w:bidi="zh_TW"/>
-        </w:rPr>
-        <w:t>治理</w:t>
-      </w:r>
-      <w:r>
-        <w:rPr>
-          <w:lang w:val="zh_TW" w:bidi="zh_TW"/>
-        </w:rPr>
-      </w:r>
-    </w:p>
-    <w:p>
-      <w:pPr>
-        <w:pStyle w:val="Heading3"/>
-      </w:pPr>
-      <w:r>
-        <w:rPr>
-          <w:lang w:val="zh_TW" w:bidi="zh_TW"/>
-        </w:rPr>
-        <w:t>定義：</w:t>
-      </w:r>
-    </w:p>
-    <w:p>
-      <w:pPr/>
-      <w:r>
-        <w:rPr>
-          <w:lang w:val="zh_TW" w:bidi="zh_TW"/>
-        </w:rPr>
-      </w:r>
-      <w:r>
-        <w:rPr>
-          <w:lang w:val="zh_TW" w:bidi="zh_TW"/>
-        </w:rPr>
-        <w:t>「治理」一詞是指統治特定國家或王國的百姓。王治理的時間是指他在位的時間。</w:t>
-      </w:r>
-    </w:p>
-    <w:p>
-      <w:pPr>
-        <w:pStyle w:val="ListBullet"/>
-        <w:spacing w:line="240" w:lineRule="auto"/>
-        <w:ind w:left="720"/>
-      </w:pPr>
-      <w:r>
-        <w:rPr>
-          <w:lang w:val="zh_TW" w:bidi="zh_TW"/>
-        </w:rPr>
-      </w:r>
-      <w:r>
-        <w:rPr>
-          <w:lang w:val="zh_TW" w:bidi="zh_TW"/>
-        </w:rPr>
-        <w:t>「治理」一詞也用來指神作為君王治理整個世界。</w:t>
-      </w:r>
-    </w:p>
-    <w:p>
-      <w:pPr>
-        <w:pStyle w:val="ListBullet"/>
-        <w:spacing w:line="240" w:lineRule="auto"/>
-        <w:ind w:left="720"/>
-      </w:pPr>
-      <w:r>
-        <w:rPr>
-          <w:lang w:val="zh_TW" w:bidi="zh_TW"/>
-        </w:rPr>
-      </w:r>
-      <w:r>
-        <w:rPr>
-          <w:lang w:val="zh_TW" w:bidi="zh_TW"/>
-        </w:rPr>
-        <w:t>神允許人類君王治理以色列，因為百姓拒絕祂作他們的王。</w:t>
-      </w:r>
-    </w:p>
-    <w:p>
-      <w:pPr>
-        <w:pStyle w:val="ListBullet"/>
-        <w:spacing w:line="240" w:lineRule="auto"/>
-        <w:ind w:left="720"/>
-      </w:pPr>
-      <w:r>
-        <w:rPr>
-          <w:lang w:val="zh_TW" w:bidi="zh_TW"/>
-        </w:rPr>
-      </w:r>
-      <w:r>
-        <w:rPr>
-          <w:lang w:val="zh_TW" w:bidi="zh_TW"/>
-        </w:rPr>
-        <w:t>當耶穌基督再來時，祂會公開作王治理全世界，基督徒將與祂一同作王。</w:t>
-      </w:r>
-    </w:p>
-    <w:p>
-      <w:pPr>
-        <w:pStyle w:val="ListBullet"/>
-        <w:spacing w:line="240" w:lineRule="auto"/>
-        <w:ind w:left="720"/>
-      </w:pPr>
-      <w:r>
-        <w:rPr>
-          <w:lang w:val="zh_TW" w:bidi="zh_TW"/>
-        </w:rPr>
-      </w:r>
-      <w:r>
-        <w:rPr>
-          <w:lang w:val="zh_TW" w:bidi="zh_TW"/>
-        </w:rPr>
-        <w:t>這個詞也可以翻譯為「絕對統治」或「像王一樣統治」。</w:t>
-      </w:r>
-    </w:p>
-    <w:p>
-      <w:pPr/>
-      <w:r>
-        <w:rPr>
-          <w:lang w:val="zh_TW" w:bidi="zh_TW"/>
-        </w:rPr>
-      </w:r>
-      <w:r>
-        <w:rPr>
-          <w:lang w:val="zh_TW" w:bidi="zh_TW"/>
-        </w:rPr>
-        <w:t>（另見：</w:t>
-      </w:r>
-      <w:r>
-        <w:rPr>
-          <w:lang w:val="zh_TW" w:bidi="zh_TW"/>
-        </w:rPr>
-        <w:t>國</w:t>
-      </w:r>
-      <w:r>
-        <w:rPr>
-          <w:lang w:val="zh_TW" w:bidi="zh_TW"/>
-        </w:rPr>
-        <w:t>）</w:t>
-      </w:r>
-    </w:p>
-    <w:p>
-      <w:pPr>
-        <w:pStyle w:val="Heading3"/>
-      </w:pPr>
-      <w:r>
-        <w:rPr>
-          <w:lang w:val="zh_TW" w:bidi="zh_TW"/>
-        </w:rPr>
-        <w:t>參考經文：</w:t>
-      </w:r>
-    </w:p>
-    <w:p>
-      <w:pPr>
-        <w:pStyle w:val="ListBullet"/>
-        <w:spacing w:line="240" w:lineRule="auto"/>
-        <w:ind w:left="720"/>
-      </w:pPr>
-      <w:r>
-        <w:rPr>
-          <w:lang w:val="zh_TW" w:bidi="zh_TW"/>
-        </w:rPr>
-      </w:r>
-      <w:r>
-        <w:rPr>
-          <w:lang w:val="zh_TW" w:bidi="zh_TW"/>
-        </w:rPr>
-        <w:t>提摩太後書2:11–13</w:t>
-      </w:r>
-    </w:p>
-    <w:p>
-      <w:pPr>
-        <w:pStyle w:val="ListBullet"/>
-        <w:spacing w:line="240" w:lineRule="auto"/>
-        <w:ind w:left="720"/>
-      </w:pPr>
-      <w:r>
-        <w:rPr>
-          <w:lang w:val="zh_TW" w:bidi="zh_TW"/>
-        </w:rPr>
-      </w:r>
-      <w:r>
-        <w:rPr>
-          <w:lang w:val="zh_TW" w:bidi="zh_TW"/>
-        </w:rPr>
-        <w:t>創世記36:34–36</w:t>
-      </w:r>
-    </w:p>
-    <w:p>
-      <w:pPr>
-        <w:pStyle w:val="ListBullet"/>
-        <w:spacing w:line="240" w:lineRule="auto"/>
-        <w:ind w:left="720"/>
-      </w:pPr>
-      <w:r>
-        <w:rPr>
-          <w:lang w:val="zh_TW" w:bidi="zh_TW"/>
-        </w:rPr>
-      </w:r>
-      <w:r>
-        <w:rPr>
-          <w:lang w:val="zh_TW" w:bidi="zh_TW"/>
-        </w:rPr>
-        <w:t>路加福音1:30–33</w:t>
-      </w:r>
-    </w:p>
-    <w:p>
-      <w:pPr>
-        <w:pStyle w:val="ListBullet"/>
-        <w:spacing w:line="240" w:lineRule="auto"/>
-        <w:ind w:left="720"/>
-      </w:pPr>
-      <w:r>
-        <w:rPr>
-          <w:lang w:val="zh_TW" w:bidi="zh_TW"/>
-        </w:rPr>
-      </w:r>
-      <w:r>
-        <w:rPr>
-          <w:lang w:val="zh_TW" w:bidi="zh_TW"/>
-        </w:rPr>
-        <w:t>路加福音19:26–27</w:t>
-      </w:r>
-    </w:p>
-    <w:p>
-      <w:pPr>
-        <w:pStyle w:val="ListBullet"/>
-        <w:spacing w:line="240" w:lineRule="auto"/>
-        <w:ind w:left="720"/>
-      </w:pPr>
-      <w:r>
-        <w:rPr>
-          <w:lang w:val="zh_TW" w:bidi="zh_TW"/>
-        </w:rPr>
-      </w:r>
-      <w:r>
-        <w:rPr>
-          <w:lang w:val="zh_TW" w:bidi="zh_TW"/>
-        </w:rPr>
-        <w:t>馬太福音2:22–23</w:t>
-      </w:r>
-    </w:p>
-    <w:p>
-      <w:pPr>
-        <w:pStyle w:val="Heading3"/>
-      </w:pPr>
-      <w:r>
-        <w:rPr>
-          <w:lang w:val="zh_TW" w:bidi="zh_TW"/>
-        </w:rPr>
-        <w:t>原文參照：</w:t>
-      </w:r>
-    </w:p>
-    <w:p>
-      <w:pPr>
-        <w:pStyle w:val="ListBullet"/>
-        <w:spacing w:line="240" w:lineRule="auto"/>
-        <w:ind w:left="720"/>
-      </w:pPr>
-      <w:r>
-        <w:rPr>
-          <w:lang w:val="zh_TW" w:bidi="zh_TW"/>
-        </w:rPr>
-      </w:r>
-      <w:r>
-        <w:rPr>
-          <w:lang w:val="zh_TW" w:bidi="zh_TW"/>
-        </w:rPr>
-        <w:t>史特朗號：H3427，H4427，H4437，H4438，H4467，H4468，H4475，H4791，H4910，H6113，H7287，H7786，G07570，G09360，G22310，G48210</w:t>
-      </w:r>
-      <w:r>
-        <w:rPr>
-          <w:lang w:val="zh_TW" w:bidi="zh_TW"/>
-        </w:rPr>
-      </w:r>
-      <w:r>
-        <w:rPr>
-          <w:lang w:val="zh_TW" w:bidi="zh_TW"/>
-        </w:rPr>
-      </w:r>
-    </w:p>
-    <w:p>
-      <w:pPr/>
-      <w:r>
-        <w:rPr>
-          <w:lang w:val="zh_TW" w:bidi="zh_TW"/>
-        </w:rPr>
-      </w:r>
-    </w:p>
-    <w:p>
-      <w:pPr>
-        <w:pStyle w:val="Heading2"/>
-      </w:pPr>
-      <w:r>
-        <w:rPr>
-          <w:lang w:val="zh_TW" w:bidi="zh_TW"/>
-        </w:rPr>
-        <w:t>智慧</w:t>
-      </w:r>
-      <w:r>
-        <w:rPr>
-          <w:lang w:val="zh_TW" w:bidi="zh_TW"/>
-        </w:rPr>
-      </w:r>
-    </w:p>
-    <w:p>
-      <w:pPr>
-        <w:pStyle w:val="Heading3"/>
-      </w:pPr>
-      <w:r>
-        <w:rPr>
-          <w:lang w:val="zh_TW" w:bidi="zh_TW"/>
-        </w:rPr>
-        <w:t>定義：</w:t>
-      </w:r>
-    </w:p>
-    <w:p>
-      <w:pPr/>
-      <w:r>
-        <w:rPr>
-          <w:lang w:val="zh_TW" w:bidi="zh_TW"/>
-        </w:rPr>
-      </w:r>
-      <w:r>
-        <w:rPr>
-          <w:lang w:val="zh_TW" w:bidi="zh_TW"/>
-        </w:rPr>
-        <w:t>「智慧」這個詞描述了一個人明白什麼是正確和道德的事情，然後去做。「智慧」是對真實和道德正確的理解和實踐。</w:t>
-      </w:r>
-    </w:p>
-    <w:p>
-      <w:pPr>
-        <w:pStyle w:val="ListBullet"/>
-        <w:spacing w:line="240" w:lineRule="auto"/>
-        <w:ind w:left="720"/>
-      </w:pPr>
-      <w:r>
-        <w:rPr>
-          <w:lang w:val="zh_TW" w:bidi="zh_TW"/>
-        </w:rPr>
-      </w:r>
-      <w:r>
-        <w:rPr>
-          <w:lang w:val="zh_TW" w:bidi="zh_TW"/>
-        </w:rPr>
-        <w:t>智慧包括能夠做出良好的決定，特別是選擇做討神喜悅的事。</w:t>
-      </w:r>
-    </w:p>
-    <w:p>
-      <w:pPr>
-        <w:pStyle w:val="ListBullet"/>
-        <w:spacing w:line="240" w:lineRule="auto"/>
-        <w:ind w:left="720"/>
-      </w:pPr>
-      <w:r>
-        <w:rPr>
-          <w:lang w:val="zh_TW" w:bidi="zh_TW"/>
-        </w:rPr>
-      </w:r>
-      <w:r>
-        <w:rPr>
-          <w:lang w:val="zh_TW" w:bidi="zh_TW"/>
-        </w:rPr>
-        <w:t>人通過聆聽神並謙卑地遵行祂的旨意而變得有智慧。</w:t>
-      </w:r>
-    </w:p>
-    <w:p>
-      <w:pPr>
-        <w:pStyle w:val="ListBullet"/>
-        <w:spacing w:line="240" w:lineRule="auto"/>
-        <w:ind w:left="720"/>
-      </w:pPr>
-      <w:r>
-        <w:rPr>
-          <w:lang w:val="zh_TW" w:bidi="zh_TW"/>
-        </w:rPr>
-      </w:r>
-      <w:r>
-        <w:rPr>
-          <w:lang w:val="zh_TW" w:bidi="zh_TW"/>
-        </w:rPr>
-        <w:t>智慧的人會在生活中展現聖靈的果子，例如喜樂、恩慈、仁愛和忍耐。</w:t>
-      </w:r>
-    </w:p>
-    <w:p>
-      <w:pPr>
-        <w:pStyle w:val="Heading3"/>
-      </w:pPr>
-      <w:r>
-        <w:rPr>
-          <w:lang w:val="zh_TW" w:bidi="zh_TW"/>
-        </w:rPr>
-        <w:t>翻譯相關建議：</w:t>
-      </w:r>
-    </w:p>
-    <w:p>
-      <w:pPr>
-        <w:pStyle w:val="ListBullet"/>
-        <w:spacing w:line="240" w:lineRule="auto"/>
-        <w:ind w:left="720"/>
-      </w:pPr>
-      <w:r>
-        <w:rPr>
-          <w:lang w:val="zh_TW" w:bidi="zh_TW"/>
-        </w:rPr>
-      </w:r>
-      <w:r>
-        <w:rPr>
-          <w:lang w:val="zh_TW" w:bidi="zh_TW"/>
-        </w:rPr>
-        <w:t>根據上下文，「智慧」的其他翻譯方式可以包括「順服神」或「明智且順服」或「敬畏神」。</w:t>
-      </w:r>
-    </w:p>
-    <w:p>
-      <w:pPr>
-        <w:pStyle w:val="ListBullet"/>
-        <w:spacing w:line="240" w:lineRule="auto"/>
-        <w:ind w:left="720"/>
-      </w:pPr>
-      <w:r>
-        <w:rPr>
-          <w:lang w:val="zh_TW" w:bidi="zh_TW"/>
-        </w:rPr>
-      </w:r>
-      <w:r>
-        <w:rPr>
-          <w:lang w:val="zh_TW" w:bidi="zh_TW"/>
-        </w:rPr>
-        <w:t>「智慧」可以翻譯成「智慧的生活」或「明智且順從的生活」或「良好的判斷」。</w:t>
-      </w:r>
-    </w:p>
-    <w:p>
-      <w:pPr>
-        <w:pStyle w:val="ListBullet"/>
-        <w:spacing w:line="240" w:lineRule="auto"/>
-        <w:ind w:left="720"/>
-      </w:pPr>
-      <w:r>
-        <w:rPr>
-          <w:lang w:val="zh_TW" w:bidi="zh_TW"/>
-        </w:rPr>
-      </w:r>
-      <w:r>
-        <w:rPr>
-          <w:lang w:val="zh_TW" w:bidi="zh_TW"/>
-        </w:rPr>
-        <w:t>最好將「智慧（wise）」和「智慧（wisdom）」翻譯成跟其他關鍵詞，如「公義」或「順服」，有所區別的詞語。</w:t>
-      </w:r>
-    </w:p>
-    <w:p>
-      <w:pPr/>
-      <w:r>
-        <w:rPr>
-          <w:lang w:val="zh_TW" w:bidi="zh_TW"/>
-        </w:rPr>
-      </w:r>
-      <w:r>
-        <w:rPr>
-          <w:lang w:val="zh_TW" w:bidi="zh_TW"/>
-        </w:rPr>
-        <w:t>（另見：</w:t>
-      </w:r>
-      <w:r>
-        <w:rPr>
-          <w:lang w:val="zh_TW" w:bidi="zh_TW"/>
-        </w:rPr>
-        <w:t>順服</w:t>
-      </w:r>
-      <w:r>
-        <w:rPr>
-          <w:lang w:val="zh_TW" w:bidi="zh_TW"/>
-        </w:rPr>
-        <w:t>、</w:t>
+        <w:t>（另見：順服、</w:t>
       </w:r>
       <w:r>
         <w:rPr>
